--- a/06-学生侧材料/讲义/2026-06-23-重排反应.docx
+++ b/06-学生侧材料/讲义/2026-06-23-重排反应.docx
@@ -2,7 +2,7 @@
 <file path=word/document.xml><?xml version="1.0" encoding="utf-8"?>
 <w:document xmlns:w="http://schemas.openxmlformats.org/wordprocessingml/2006/main" xmlns:m="http://schemas.openxmlformats.org/officeDocument/2006/math" xmlns:r="http://schemas.openxmlformats.org/officeDocument/2006/relationships" xmlns:o="urn:schemas-microsoft-com:office:office" xmlns:v="urn:schemas-microsoft-com:vml" xmlns:w10="urn:schemas-microsoft-com:office:word" xmlns:a="http://schemas.openxmlformats.org/drawingml/2006/main" xmlns:pic="http://schemas.openxmlformats.org/drawingml/2006/picture" xmlns:wp="http://schemas.openxmlformats.org/drawingml/2006/wordprocessingDrawing">
   <w:body>
-    <w:bookmarkStart w:id="54" w:name="第十二讲重排反应提高班"/>
+    <w:bookmarkStart w:id="60" w:name="第十二讲重排反应提高班"/>
     <w:p>
       <w:pPr>
         <w:pStyle w:val="Heading1"/>
@@ -423,7 +423,7 @@
       </w:r>
     </w:p>
     <w:bookmarkEnd w:id="9"/>
-    <w:bookmarkStart w:id="13" w:name="一重排反应总框架把名单压成系统"/>
+    <w:bookmarkStart w:id="19" w:name="一重排反应总框架把名单压成系统"/>
     <w:p>
       <w:pPr>
         <w:pStyle w:val="Heading2"/>
@@ -503,7 +503,7 @@
           <w:p>
             <w:pPr>
               <w:pStyle w:val="Compact"/>
-              <w:jc w:val="left"/>
+              <w:jc w:val="center"/>
             </w:pPr>
             <w:r>
               <w:rPr>
@@ -519,7 +519,7 @@
           <w:p>
             <w:pPr>
               <w:pStyle w:val="Compact"/>
-              <w:jc w:val="left"/>
+              <w:jc w:val="center"/>
             </w:pPr>
             <w:r>
               <w:rPr>
@@ -553,7 +553,7 @@
           <w:p>
             <w:pPr>
               <w:pStyle w:val="Compact"/>
-              <w:jc w:val="left"/>
+              <w:jc w:val="center"/>
             </w:pPr>
             <w:r>
               <w:rPr>
@@ -586,7 +586,7 @@
           <w:p>
             <w:pPr>
               <w:pStyle w:val="Compact"/>
-              <w:jc w:val="left"/>
+              <w:jc w:val="center"/>
             </w:pPr>
             <w:r>
               <w:rPr>
@@ -618,7 +618,7 @@
           <w:p>
             <w:pPr>
               <w:pStyle w:val="Compact"/>
-              <w:jc w:val="left"/>
+              <w:jc w:val="center"/>
             </w:pPr>
             <w:r>
               <w:rPr>
@@ -639,7 +639,7 @@
           <w:p>
             <w:pPr>
               <w:pStyle w:val="Compact"/>
-              <w:jc w:val="left"/>
+              <w:jc w:val="center"/>
             </w:pPr>
             <w:r>
               <w:rPr>
@@ -825,7 +825,7 @@
       </w:r>
     </w:p>
     <w:bookmarkEnd w:id="10"/>
-    <w:bookmarkStart w:id="11" w:name="四大家族总览"/>
+    <w:bookmarkStart w:id="17" w:name="四大家族总览"/>
     <w:p>
       <w:pPr>
         <w:pStyle w:val="Heading3"/>
@@ -838,6 +838,300 @@
           <w:rFonts w:hint="eastAsia" w:eastAsia="SimHei" w:ascii="Times New Roman" w:hAnsi="Times New Roman"/>
         </w:rPr>
         <w:t xml:space="preserve">四大家族总览</w:t>
+      </w:r>
+    </w:p>
+    <w:p>
+      <w:pPr>
+        <w:pStyle w:val="FirstParagraph"/>
+        <w:jc w:val="center"/>
+      </w:pPr>
+      <w:r>
+        <w:rPr>
+          <w:b w:val="0"/>
+          <w:i w:val="0"/>
+          <w:sz w:val="21"/>
+        </w:rPr>
+        <w:drawing>
+          <wp:inline>
+            <wp:extent cx="5334000" cy="757428"/>
+            <wp:effectExtent b="0" l="0" r="0" t="0"/>
+            <wp:docPr descr="Beckmann 重排机理——肟在酸性条件下经烷基迁移生成酰胺" title="" id="12" name="Picture"/>
+            <a:graphic>
+              <a:graphicData uri="http://schemas.openxmlformats.org/drawingml/2006/picture">
+                <pic:pic>
+                  <pic:nvPicPr>
+                    <pic:cNvPr descr="media/beckmann-mechanism.png" id="13" name="Picture"/>
+                    <pic:cNvPicPr>
+                      <a:picLocks noChangeArrowheads="1" noChangeAspect="1"/>
+                    </pic:cNvPicPr>
+                  </pic:nvPicPr>
+                  <pic:blipFill>
+                    <a:blip r:embed="rId11"/>
+                    <a:stretch>
+                      <a:fillRect/>
+                    </a:stretch>
+                  </pic:blipFill>
+                  <pic:spPr bwMode="auto">
+                    <a:xfrm>
+                      <a:off x="0" y="0"/>
+                      <a:ext cx="5334000" cy="757428"/>
+                    </a:xfrm>
+                    <a:prstGeom prst="rect">
+                      <a:avLst/>
+                    </a:prstGeom>
+                    <a:noFill/>
+                    <a:ln w="9525">
+                      <a:noFill/>
+                      <a:headEnd/>
+                      <a:tailEnd/>
+                    </a:ln>
+                  </pic:spPr>
+                </pic:pic>
+              </a:graphicData>
+            </a:graphic>
+          </wp:inline>
+        </w:drawing>
+      </w:r>
+      <w:r>
+        <w:rPr>
+          <w:b w:val="0"/>
+          <w:i w:val="0"/>
+          <w:sz w:val="21"/>
+        </w:rPr>
+        <w:t xml:space="preserve"> </w:t>
+      </w:r>
+      <w:r>
+        <w:rPr>
+          <w:rFonts w:hint="eastAsia" w:eastAsia="FangSong" w:ascii="Times New Roman" w:hAnsi="Times New Roman"/>
+          <w:b w:val="0"/>
+          <w:i w:val="0"/>
+          <w:iCs/>
+          <w:sz w:val="21"/>
+        </w:rPr>
+        <w:t xml:space="preserve">图</w:t>
+      </w:r>
+      <w:r>
+        <w:rPr>
+          <w:b w:val="0"/>
+          <w:i w:val="0"/>
+          <w:iCs/>
+          <w:sz w:val="21"/>
+        </w:rPr>
+        <w:t xml:space="preserve"> Beckmann </w:t>
+      </w:r>
+      <w:r>
+        <w:rPr>
+          <w:rFonts w:hint="eastAsia" w:eastAsia="FangSong" w:ascii="Times New Roman" w:hAnsi="Times New Roman"/>
+          <w:b w:val="0"/>
+          <w:i w:val="0"/>
+          <w:iCs/>
+          <w:sz w:val="21"/>
+        </w:rPr>
+        <w:t xml:space="preserve">重排的完整机理。肟在酸催化下先发生</w:t>
+      </w:r>
+      <w:r>
+        <w:rPr>
+          <w:b w:val="0"/>
+          <w:i w:val="0"/>
+          <w:iCs/>
+          <w:sz w:val="21"/>
+        </w:rPr>
+        <w:t xml:space="preserve"> </w:t>
+      </w:r>
+      <w:r>
+        <w:rPr>
+          <w:rFonts w:hint="eastAsia" w:eastAsia="FangSong" w:ascii="Times New Roman" w:hAnsi="Times New Roman"/>
+          <w:b w:val="0"/>
+          <w:i w:val="0"/>
+          <w:iCs/>
+          <w:sz w:val="21"/>
+        </w:rPr>
+        <w:t xml:space="preserve">O-质子化，然后与</w:t>
+      </w:r>
+      <w:r>
+        <w:rPr>
+          <w:b w:val="0"/>
+          <w:i w:val="0"/>
+          <w:iCs/>
+          <w:sz w:val="21"/>
+        </w:rPr>
+        <w:t xml:space="preserve"> C=N </w:t>
+      </w:r>
+      <w:r>
+        <w:rPr>
+          <w:rFonts w:hint="eastAsia" w:eastAsia="FangSong" w:ascii="Times New Roman" w:hAnsi="Times New Roman"/>
+          <w:b w:val="0"/>
+          <w:i w:val="0"/>
+          <w:iCs/>
+          <w:sz w:val="21"/>
+        </w:rPr>
+        <w:t xml:space="preserve">双键处于反式的烷基迁移至</w:t>
+      </w:r>
+      <w:r>
+        <w:rPr>
+          <w:b w:val="0"/>
+          <w:i w:val="0"/>
+          <w:iCs/>
+          <w:sz w:val="21"/>
+        </w:rPr>
+        <w:t xml:space="preserve"> N </w:t>
+      </w:r>
+      <w:r>
+        <w:rPr>
+          <w:rFonts w:hint="eastAsia" w:eastAsia="FangSong" w:ascii="Times New Roman" w:hAnsi="Times New Roman"/>
+          <w:b w:val="0"/>
+          <w:i w:val="0"/>
+          <w:iCs/>
+          <w:sz w:val="21"/>
+        </w:rPr>
+        <w:t xml:space="preserve">上，经腈鎓离子中间体水解得到酰胺（Wikimedia</w:t>
+      </w:r>
+      <w:r>
+        <w:rPr>
+          <w:b w:val="0"/>
+          <w:i w:val="0"/>
+          <w:iCs/>
+          <w:sz w:val="21"/>
+        </w:rPr>
+        <w:t xml:space="preserve"> </w:t>
+      </w:r>
+      <w:r>
+        <w:rPr>
+          <w:rFonts w:hint="eastAsia" w:eastAsia="FangSong" w:ascii="Times New Roman" w:hAnsi="Times New Roman"/>
+          <w:b w:val="0"/>
+          <w:i w:val="0"/>
+          <w:iCs/>
+          <w:sz w:val="21"/>
+        </w:rPr>
+        <w:t xml:space="preserve">Commons）</w:t>
+      </w:r>
+    </w:p>
+    <w:p>
+      <w:pPr>
+        <w:pStyle w:val="BodyText"/>
+        <w:jc w:val="center"/>
+      </w:pPr>
+      <w:r>
+        <w:rPr>
+          <w:b w:val="0"/>
+          <w:i w:val="0"/>
+          <w:sz w:val="21"/>
+        </w:rPr>
+        <w:drawing>
+          <wp:inline>
+            <wp:extent cx="1905000" cy="278130"/>
+            <wp:effectExtent b="0" l="0" r="0" t="0"/>
+            <wp:docPr descr="Wagner-Meerwein 重排——1,2-烷基迁移示例" title="" id="15" name="Picture"/>
+            <a:graphic>
+              <a:graphicData uri="http://schemas.openxmlformats.org/drawingml/2006/picture">
+                <pic:pic>
+                  <pic:nvPicPr>
+                    <pic:cNvPr descr="media/wagner-meerwein.png" id="16" name="Picture"/>
+                    <pic:cNvPicPr>
+                      <a:picLocks noChangeArrowheads="1" noChangeAspect="1"/>
+                    </pic:cNvPicPr>
+                  </pic:nvPicPr>
+                  <pic:blipFill>
+                    <a:blip r:embed="rId14"/>
+                    <a:stretch>
+                      <a:fillRect/>
+                    </a:stretch>
+                  </pic:blipFill>
+                  <pic:spPr bwMode="auto">
+                    <a:xfrm>
+                      <a:off x="0" y="0"/>
+                      <a:ext cx="1905000" cy="278130"/>
+                    </a:xfrm>
+                    <a:prstGeom prst="rect">
+                      <a:avLst/>
+                    </a:prstGeom>
+                    <a:noFill/>
+                    <a:ln w="9525">
+                      <a:noFill/>
+                      <a:headEnd/>
+                      <a:tailEnd/>
+                    </a:ln>
+                  </pic:spPr>
+                </pic:pic>
+              </a:graphicData>
+            </a:graphic>
+          </wp:inline>
+        </w:drawing>
+      </w:r>
+      <w:r>
+        <w:rPr>
+          <w:b w:val="0"/>
+          <w:i w:val="0"/>
+          <w:sz w:val="21"/>
+        </w:rPr>
+        <w:t xml:space="preserve"> </w:t>
+      </w:r>
+      <w:r>
+        <w:rPr>
+          <w:rFonts w:hint="eastAsia" w:eastAsia="FangSong" w:ascii="Times New Roman" w:hAnsi="Times New Roman"/>
+          <w:b w:val="0"/>
+          <w:i w:val="0"/>
+          <w:iCs/>
+          <w:sz w:val="21"/>
+        </w:rPr>
+        <w:t xml:space="preserve">图</w:t>
+      </w:r>
+      <w:r>
+        <w:rPr>
+          <w:b w:val="0"/>
+          <w:i w:val="0"/>
+          <w:iCs/>
+          <w:sz w:val="21"/>
+        </w:rPr>
+        <w:t xml:space="preserve"> Wagner-Meerwein </w:t>
+      </w:r>
+      <w:r>
+        <w:rPr>
+          <w:rFonts w:hint="eastAsia" w:eastAsia="FangSong" w:ascii="Times New Roman" w:hAnsi="Times New Roman"/>
+          <w:b w:val="0"/>
+          <w:i w:val="0"/>
+          <w:iCs/>
+          <w:sz w:val="21"/>
+        </w:rPr>
+        <w:t xml:space="preserve">重排的典型实例。在碳正离子中间体中，相邻的烷基（或氢）发生</w:t>
+      </w:r>
+      <w:r>
+        <w:rPr>
+          <w:b w:val="0"/>
+          <w:i w:val="0"/>
+          <w:iCs/>
+          <w:sz w:val="21"/>
+        </w:rPr>
+        <w:t xml:space="preserve"> </w:t>
+      </w:r>
+      <w:r>
+        <w:rPr>
+          <w:rFonts w:hint="eastAsia" w:eastAsia="FangSong" w:ascii="Times New Roman" w:hAnsi="Times New Roman"/>
+          <w:b w:val="0"/>
+          <w:i w:val="0"/>
+          <w:iCs/>
+          <w:sz w:val="21"/>
+        </w:rPr>
+        <w:t xml:space="preserve">1,2-迁移，生成更稳定的碳正离子或更优的骨架结构（Wikimedia</w:t>
+      </w:r>
+      <w:r>
+        <w:rPr>
+          <w:b w:val="0"/>
+          <w:i w:val="0"/>
+          <w:iCs/>
+          <w:sz w:val="21"/>
+        </w:rPr>
+        <w:t xml:space="preserve"> </w:t>
+      </w:r>
+      <w:r>
+        <w:rPr>
+          <w:rFonts w:hint="eastAsia" w:eastAsia="FangSong" w:ascii="Times New Roman" w:hAnsi="Times New Roman"/>
+          <w:b w:val="0"/>
+          <w:i w:val="0"/>
+          <w:iCs/>
+          <w:sz w:val="21"/>
+        </w:rPr>
+        <w:t xml:space="preserve">Commons）</w:t>
       </w:r>
     </w:p>
     <w:tbl>
@@ -862,7 +1156,7 @@
           <w:p>
             <w:pPr>
               <w:pStyle w:val="Compact"/>
-              <w:jc w:val="left"/>
+              <w:jc w:val="center"/>
             </w:pPr>
             <w:r>
               <w:rPr>
@@ -894,7 +1188,7 @@
           <w:p>
             <w:pPr>
               <w:pStyle w:val="Compact"/>
-              <w:jc w:val="left"/>
+              <w:jc w:val="center"/>
             </w:pPr>
             <w:r>
               <w:rPr>
@@ -910,7 +1204,7 @@
           <w:p>
             <w:pPr>
               <w:pStyle w:val="Compact"/>
-              <w:jc w:val="left"/>
+              <w:jc w:val="center"/>
             </w:pPr>
             <w:r>
               <w:rPr>
@@ -928,7 +1222,7 @@
           <w:p>
             <w:pPr>
               <w:pStyle w:val="Compact"/>
-              <w:jc w:val="left"/>
+              <w:jc w:val="center"/>
             </w:pPr>
             <w:r>
               <w:rPr>
@@ -968,7 +1262,7 @@
           <w:p>
             <w:pPr>
               <w:pStyle w:val="Compact"/>
-              <w:jc w:val="left"/>
+              <w:jc w:val="center"/>
             </w:pPr>
             <w:r>
               <w:rPr>
@@ -983,7 +1277,7 @@
           <w:p>
             <w:pPr>
               <w:pStyle w:val="Compact"/>
-              <w:jc w:val="left"/>
+              <w:jc w:val="center"/>
             </w:pPr>
             <w:r>
               <w:rPr>
@@ -1012,7 +1306,7 @@
           <w:p>
             <w:pPr>
               <w:pStyle w:val="Compact"/>
-              <w:jc w:val="left"/>
+              <w:jc w:val="center"/>
             </w:pPr>
             <w:r>
               <w:rPr>
@@ -1052,7 +1346,7 @@
           <w:p>
             <w:pPr>
               <w:pStyle w:val="Compact"/>
-              <w:jc w:val="left"/>
+              <w:jc w:val="center"/>
             </w:pPr>
             <w:r>
               <w:rPr>
@@ -1067,7 +1361,7 @@
           <w:p>
             <w:pPr>
               <w:pStyle w:val="Compact"/>
-              <w:jc w:val="left"/>
+              <w:jc w:val="center"/>
             </w:pPr>
             <w:r>
               <w:rPr>
@@ -1132,7 +1426,7 @@
           <w:p>
             <w:pPr>
               <w:pStyle w:val="Compact"/>
-              <w:jc w:val="left"/>
+              <w:jc w:val="center"/>
             </w:pPr>
             <w:r>
               <w:rPr>
@@ -1172,7 +1466,7 @@
           <w:p>
             <w:pPr>
               <w:pStyle w:val="Compact"/>
-              <w:jc w:val="left"/>
+              <w:jc w:val="center"/>
             </w:pPr>
             <w:r>
               <w:rPr>
@@ -1187,7 +1481,7 @@
           <w:p>
             <w:pPr>
               <w:pStyle w:val="Compact"/>
-              <w:jc w:val="left"/>
+              <w:jc w:val="center"/>
             </w:pPr>
             <w:r>
               <w:rPr>
@@ -1216,7 +1510,7 @@
           <w:p>
             <w:pPr>
               <w:pStyle w:val="Compact"/>
-              <w:jc w:val="left"/>
+              <w:jc w:val="center"/>
             </w:pPr>
             <w:r>
               <w:rPr>
@@ -1268,7 +1562,7 @@
           <w:p>
             <w:pPr>
               <w:pStyle w:val="Compact"/>
-              <w:jc w:val="left"/>
+              <w:jc w:val="center"/>
             </w:pPr>
             <w:r>
               <w:rPr>
@@ -1283,7 +1577,7 @@
           <w:p>
             <w:pPr>
               <w:pStyle w:val="Compact"/>
-              <w:jc w:val="left"/>
+              <w:jc w:val="center"/>
             </w:pPr>
             <w:r>
               <w:rPr>
@@ -1362,8 +1656,8 @@
         <w:t xml:space="preserve">酰基化，可归入芳香亲电取代范畴，本讲点到为止。</w:t>
       </w:r>
     </w:p>
-    <w:bookmarkEnd w:id="11"/>
-    <w:bookmarkStart w:id="12" w:name="第三轮三步判断法"/>
+    <w:bookmarkEnd w:id="17"/>
+    <w:bookmarkStart w:id="18" w:name="第三轮三步判断法"/>
     <w:p>
       <w:pPr>
         <w:pStyle w:val="Heading3"/>
@@ -1838,9 +2132,9 @@
         </w:pict>
       </w:r>
     </w:p>
-    <w:bookmarkEnd w:id="12"/>
-    <w:bookmarkEnd w:id="13"/>
-    <w:bookmarkStart w:id="17" w:name="二碳正离子型重排家族-i"/>
+    <w:bookmarkEnd w:id="18"/>
+    <w:bookmarkEnd w:id="19"/>
+    <w:bookmarkStart w:id="23" w:name="二碳正离子型重排家族-i"/>
     <w:p>
       <w:pPr>
         <w:pStyle w:val="Heading2"/>
@@ -1861,7 +2155,7 @@
         <w:t xml:space="preserve">I）</w:t>
       </w:r>
     </w:p>
-    <w:bookmarkStart w:id="14" w:name="wagner-meerwein-重排12-h烷基迁移"/>
+    <w:bookmarkStart w:id="20" w:name="wagner-meerwein-重排12-h烷基迁移"/>
     <w:p>
       <w:pPr>
         <w:pStyle w:val="Heading3"/>
@@ -2508,8 +2802,8 @@
         <w:t xml:space="preserve">迁移（隔两个碳）。</w:t>
       </w:r>
     </w:p>
-    <w:bookmarkEnd w:id="14"/>
-    <w:bookmarkStart w:id="15" w:name="pinacol-重排12-二醇的酸催化重排"/>
+    <w:bookmarkEnd w:id="20"/>
+    <w:bookmarkStart w:id="21" w:name="pinacol-重排12-二醇的酸催化重排"/>
     <w:p>
       <w:pPr>
         <w:pStyle w:val="Heading3"/>
@@ -2863,7 +3157,7 @@
           <w:p>
             <w:pPr>
               <w:pStyle w:val="Compact"/>
-              <w:jc w:val="left"/>
+              <w:jc w:val="center"/>
             </w:pPr>
             <w:r>
               <w:rPr>
@@ -2879,7 +3173,7 @@
           <w:p>
             <w:pPr>
               <w:pStyle w:val="Compact"/>
-              <w:jc w:val="left"/>
+              <w:jc w:val="center"/>
             </w:pPr>
             <w:r>
               <w:rPr>
@@ -2909,7 +3203,7 @@
           <w:p>
             <w:pPr>
               <w:pStyle w:val="Compact"/>
-              <w:jc w:val="left"/>
+              <w:jc w:val="center"/>
             </w:pPr>
             <w:r>
               <w:rPr>
@@ -2927,7 +3221,7 @@
           <w:p>
             <w:pPr>
               <w:pStyle w:val="Compact"/>
-              <w:jc w:val="left"/>
+              <w:jc w:val="center"/>
             </w:pPr>
             <w:r>
               <w:rPr>
@@ -2942,7 +3236,7 @@
           <w:p>
             <w:pPr>
               <w:pStyle w:val="Compact"/>
-              <w:jc w:val="left"/>
+              <w:jc w:val="center"/>
             </w:pPr>
             <w:r>
               <w:rPr>
@@ -2967,7 +3261,7 @@
           <w:p>
             <w:pPr>
               <w:pStyle w:val="Compact"/>
-              <w:jc w:val="left"/>
+              <w:jc w:val="center"/>
             </w:pPr>
             <w:r>
               <w:rPr>
@@ -2984,7 +3278,7 @@
           <w:p>
             <w:pPr>
               <w:pStyle w:val="Compact"/>
-              <w:jc w:val="left"/>
+              <w:jc w:val="center"/>
             </w:pPr>
             <w:r>
               <w:rPr>
@@ -3017,7 +3311,7 @@
           <w:p>
             <w:pPr>
               <w:pStyle w:val="Compact"/>
-              <w:jc w:val="left"/>
+              <w:jc w:val="center"/>
             </w:pPr>
             <w:r>
               <w:rPr>
@@ -3042,7 +3336,7 @@
           <w:p>
             <w:pPr>
               <w:pStyle w:val="Compact"/>
-              <w:jc w:val="left"/>
+              <w:jc w:val="center"/>
             </w:pPr>
             <w:r>
               <w:rPr>
@@ -3059,7 +3353,7 @@
           <w:p>
             <w:pPr>
               <w:pStyle w:val="Compact"/>
-              <w:jc w:val="left"/>
+              <w:jc w:val="center"/>
             </w:pPr>
             <w:r>
               <w:rPr>
@@ -3086,7 +3380,7 @@
           <w:p>
             <w:pPr>
               <w:pStyle w:val="Compact"/>
-              <w:jc w:val="left"/>
+              <w:jc w:val="center"/>
             </w:pPr>
             <w:r>
               <w:rPr>
@@ -3101,7 +3395,7 @@
           <w:p>
             <w:pPr>
               <w:pStyle w:val="Compact"/>
-              <w:jc w:val="left"/>
+              <w:jc w:val="center"/>
             </w:pPr>
             <w:r>
               <w:rPr>
@@ -3453,8 +3747,8 @@
         <w:t xml:space="preserve">α-羟基酸。</w:t>
       </w:r>
     </w:p>
-    <w:bookmarkEnd w:id="15"/>
-    <w:bookmarkStart w:id="16" w:name="demyanovtiffeneau-demjanov扩环"/>
+    <w:bookmarkEnd w:id="21"/>
+    <w:bookmarkStart w:id="22" w:name="demyanovtiffeneau-demjanov扩环"/>
     <w:p>
       <w:pPr>
         <w:pStyle w:val="Heading3"/>
@@ -3645,9 +3939,9 @@
         </w:pict>
       </w:r>
     </w:p>
-    <w:bookmarkEnd w:id="16"/>
-    <w:bookmarkEnd w:id="17"/>
-    <w:bookmarkStart w:id="22" w:name="三向缺电子杂原子迁移家族-ii"/>
+    <w:bookmarkEnd w:id="22"/>
+    <w:bookmarkEnd w:id="23"/>
+    <w:bookmarkStart w:id="28" w:name="三向缺电子杂原子迁移家族-ii"/>
     <w:p>
       <w:pPr>
         <w:pStyle w:val="Heading2"/>
@@ -3668,7 +3962,7 @@
         <w:t xml:space="preserve">II）</w:t>
       </w:r>
     </w:p>
-    <w:bookmarkStart w:id="18" w:name="beckmann-重排肟-酰胺"/>
+    <w:bookmarkStart w:id="24" w:name="beckmann-重排肟-酰胺"/>
     <w:p>
       <w:pPr>
         <w:pStyle w:val="Heading3"/>
@@ -4106,7 +4400,7 @@
           <w:p>
             <w:pPr>
               <w:pStyle w:val="Compact"/>
-              <w:jc w:val="left"/>
+              <w:jc w:val="center"/>
             </w:pPr>
             <w:r>
               <w:rPr>
@@ -4136,7 +4430,7 @@
           <w:p>
             <w:pPr>
               <w:pStyle w:val="Compact"/>
-              <w:jc w:val="left"/>
+              <w:jc w:val="center"/>
             </w:pPr>
             <w:r>
               <w:rPr>
@@ -4152,7 +4446,7 @@
           <w:p>
             <w:pPr>
               <w:pStyle w:val="Compact"/>
-              <w:jc w:val="left"/>
+              <w:jc w:val="center"/>
             </w:pPr>
             <w:r>
               <w:rPr>
@@ -4187,7 +4481,7 @@
           <w:p>
             <w:pPr>
               <w:pStyle w:val="Compact"/>
-              <w:jc w:val="left"/>
+              <w:jc w:val="center"/>
             </w:pPr>
             <w:r>
               <w:rPr>
@@ -4202,7 +4496,7 @@
           <w:p>
             <w:pPr>
               <w:pStyle w:val="Compact"/>
-              <w:jc w:val="left"/>
+              <w:jc w:val="center"/>
             </w:pPr>
             <w:r>
               <w:rPr>
@@ -4223,7 +4517,7 @@
           <w:p>
             <w:pPr>
               <w:pStyle w:val="Compact"/>
-              <w:jc w:val="left"/>
+              <w:jc w:val="center"/>
             </w:pPr>
             <w:r>
               <w:rPr>
@@ -4257,7 +4551,7 @@
           <w:p>
             <w:pPr>
               <w:pStyle w:val="Compact"/>
-              <w:jc w:val="left"/>
+              <w:jc w:val="center"/>
             </w:pPr>
             <w:r>
               <w:rPr>
@@ -4272,7 +4566,7 @@
           <w:p>
             <w:pPr>
               <w:pStyle w:val="Compact"/>
-              <w:jc w:val="left"/>
+              <w:jc w:val="center"/>
             </w:pPr>
             <w:r>
               <w:rPr>
@@ -4293,7 +4587,7 @@
           <w:p>
             <w:pPr>
               <w:pStyle w:val="Compact"/>
-              <w:jc w:val="left"/>
+              <w:jc w:val="center"/>
             </w:pPr>
             <w:r>
               <w:rPr>
@@ -4395,7 +4689,7 @@
           <w:p>
             <w:pPr>
               <w:pStyle w:val="Compact"/>
-              <w:jc w:val="left"/>
+              <w:jc w:val="center"/>
             </w:pPr>
             <w:r>
               <w:rPr>
@@ -4444,7 +4738,7 @@
           <w:p>
             <w:pPr>
               <w:pStyle w:val="Compact"/>
-              <w:jc w:val="left"/>
+              <w:jc w:val="center"/>
             </w:pPr>
             <w:r>
               <w:rPr>
@@ -4491,7 +4785,7 @@
           <w:p>
             <w:pPr>
               <w:pStyle w:val="Compact"/>
-              <w:jc w:val="left"/>
+              <w:jc w:val="center"/>
             </w:pPr>
             <w:r>
               <w:rPr>
@@ -4663,8 +4957,8 @@
         <w:t xml:space="preserve">。</w:t>
       </w:r>
     </w:p>
-    <w:bookmarkEnd w:id="18"/>
-    <w:bookmarkStart w:id="19" w:name="baeyer-villiger-重排酮-酯"/>
+    <w:bookmarkEnd w:id="24"/>
+    <w:bookmarkStart w:id="25" w:name="baeyer-villiger-重排酮-酯"/>
     <w:p>
       <w:pPr>
         <w:pStyle w:val="Heading3"/>
@@ -5243,8 +5537,8 @@
         <w:t xml:space="preserve">：mCPBA（间氯过氧苯甲酸，最常用，固体易操作）</w:t>
       </w:r>
     </w:p>
-    <w:bookmarkEnd w:id="19"/>
-    <w:bookmarkStart w:id="20" w:name="beckmann-vs-b-v-对比第三轮最高频混淆对"/>
+    <w:bookmarkEnd w:id="25"/>
+    <w:bookmarkStart w:id="26" w:name="beckmann-vs-b-v-对比第三轮最高频混淆对"/>
     <w:p>
       <w:pPr>
         <w:pStyle w:val="Heading3"/>
@@ -5296,7 +5590,7 @@
           <w:p>
             <w:pPr>
               <w:pStyle w:val="Compact"/>
-              <w:jc w:val="left"/>
+              <w:jc w:val="center"/>
             </w:pPr>
             <w:r>
               <w:rPr>
@@ -5321,7 +5615,7 @@
           <w:p>
             <w:pPr>
               <w:pStyle w:val="Compact"/>
-              <w:jc w:val="left"/>
+              <w:jc w:val="center"/>
             </w:pPr>
             <w:r>
               <w:rPr>
@@ -5365,7 +5659,7 @@
           <w:p>
             <w:pPr>
               <w:pStyle w:val="Compact"/>
-              <w:jc w:val="left"/>
+              <w:jc w:val="center"/>
             </w:pPr>
             <w:r>
               <w:rPr>
@@ -5380,7 +5674,7 @@
           <w:p>
             <w:pPr>
               <w:pStyle w:val="Compact"/>
-              <w:jc w:val="left"/>
+              <w:jc w:val="center"/>
             </w:pPr>
             <w:r>
               <w:rPr>
@@ -5426,7 +5720,7 @@
           <w:p>
             <w:pPr>
               <w:pStyle w:val="Compact"/>
-              <w:jc w:val="left"/>
+              <w:jc w:val="center"/>
             </w:pPr>
             <w:r>
               <w:rPr>
@@ -5453,7 +5747,7 @@
           <w:p>
             <w:pPr>
               <w:pStyle w:val="Compact"/>
-              <w:jc w:val="left"/>
+              <w:jc w:val="center"/>
             </w:pPr>
             <w:r>
               <w:rPr>
@@ -5499,7 +5793,7 @@
           <w:p>
             <w:pPr>
               <w:pStyle w:val="Compact"/>
-              <w:jc w:val="left"/>
+              <w:jc w:val="center"/>
             </w:pPr>
             <w:r>
               <w:rPr>
@@ -5526,7 +5820,7 @@
           <w:p>
             <w:pPr>
               <w:pStyle w:val="Compact"/>
-              <w:jc w:val="left"/>
+              <w:jc w:val="center"/>
             </w:pPr>
             <w:r>
               <w:rPr>
@@ -5572,7 +5866,7 @@
           <w:p>
             <w:pPr>
               <w:pStyle w:val="Compact"/>
-              <w:jc w:val="left"/>
+              <w:jc w:val="center"/>
             </w:pPr>
             <w:r>
               <w:rPr>
@@ -5595,7 +5889,7 @@
           <w:p>
             <w:pPr>
               <w:pStyle w:val="Compact"/>
-              <w:jc w:val="left"/>
+              <w:jc w:val="center"/>
             </w:pPr>
             <w:r>
               <w:rPr>
@@ -5637,7 +5931,7 @@
           <w:p>
             <w:pPr>
               <w:pStyle w:val="Compact"/>
-              <w:jc w:val="left"/>
+              <w:jc w:val="center"/>
             </w:pPr>
             <w:r>
               <w:rPr>
@@ -5664,7 +5958,7 @@
           <w:p>
             <w:pPr>
               <w:pStyle w:val="Compact"/>
-              <w:jc w:val="left"/>
+              <w:jc w:val="center"/>
             </w:pPr>
             <w:r>
               <w:rPr>
@@ -5710,7 +6004,7 @@
           <w:p>
             <w:pPr>
               <w:pStyle w:val="Compact"/>
-              <w:jc w:val="left"/>
+              <w:jc w:val="center"/>
             </w:pPr>
             <w:r>
               <w:rPr>
@@ -5725,7 +6019,7 @@
           <w:p>
             <w:pPr>
               <w:pStyle w:val="Compact"/>
-              <w:jc w:val="left"/>
+              <w:jc w:val="center"/>
             </w:pPr>
             <w:r>
               <w:rPr>
@@ -5890,8 +6184,8 @@
         <w:t xml:space="preserve">也看反式”这种事。</w:t>
       </w:r>
     </w:p>
-    <w:bookmarkEnd w:id="20"/>
-    <w:bookmarkStart w:id="21" w:name="curtius-hofmann-lossen-重排向缺电子-n-迁移"/>
+    <w:bookmarkEnd w:id="26"/>
+    <w:bookmarkStart w:id="27" w:name="curtius-hofmann-lossen-重排向缺电子-n-迁移"/>
     <w:p>
       <w:pPr>
         <w:pStyle w:val="Heading3"/>
@@ -6042,7 +6336,7 @@
           <w:p>
             <w:pPr>
               <w:pStyle w:val="Compact"/>
-              <w:jc w:val="left"/>
+              <w:jc w:val="center"/>
             </w:pPr>
             <w:r>
               <w:rPr>
@@ -6067,7 +6361,7 @@
           <w:p>
             <w:pPr>
               <w:pStyle w:val="Compact"/>
-              <w:jc w:val="left"/>
+              <w:jc w:val="center"/>
             </w:pPr>
             <w:r>
               <w:rPr>
@@ -6092,7 +6386,7 @@
           <w:p>
             <w:pPr>
               <w:pStyle w:val="Compact"/>
-              <w:jc w:val="left"/>
+              <w:jc w:val="center"/>
             </w:pPr>
             <w:r>
               <w:rPr>
@@ -6136,7 +6430,7 @@
           <w:p>
             <w:pPr>
               <w:pStyle w:val="Compact"/>
-              <w:jc w:val="left"/>
+              <w:jc w:val="center"/>
             </w:pPr>
             <w:r>
               <w:rPr>
@@ -6151,7 +6445,7 @@
           <w:p>
             <w:pPr>
               <w:pStyle w:val="Compact"/>
-              <w:jc w:val="left"/>
+              <w:jc w:val="center"/>
             </w:pPr>
             <w:r>
               <w:rPr>
@@ -6172,7 +6466,7 @@
           <w:p>
             <w:pPr>
               <w:pStyle w:val="Compact"/>
-              <w:jc w:val="left"/>
+              <w:jc w:val="center"/>
             </w:pPr>
             <w:r>
               <w:rPr>
@@ -6206,7 +6500,7 @@
           <w:p>
             <w:pPr>
               <w:pStyle w:val="Compact"/>
-              <w:jc w:val="left"/>
+              <w:jc w:val="center"/>
             </w:pPr>
             <w:r>
               <w:rPr>
@@ -6233,7 +6527,7 @@
           <w:p>
             <w:pPr>
               <w:pStyle w:val="Compact"/>
-              <w:jc w:val="left"/>
+              <w:jc w:val="center"/>
             </w:pPr>
             <w:r>
               <w:rPr>
@@ -6248,7 +6542,7 @@
           <w:p>
             <w:pPr>
               <w:pStyle w:val="Compact"/>
-              <w:jc w:val="left"/>
+              <w:jc w:val="center"/>
             </w:pPr>
             <w:r>
               <w:rPr>
@@ -6282,7 +6576,7 @@
           <w:p>
             <w:pPr>
               <w:pStyle w:val="Compact"/>
-              <w:jc w:val="left"/>
+              <w:jc w:val="center"/>
             </w:pPr>
             <w:r>
               <w:rPr>
@@ -6297,7 +6591,7 @@
           <w:p>
             <w:pPr>
               <w:pStyle w:val="Compact"/>
-              <w:jc w:val="left"/>
+              <w:jc w:val="center"/>
             </w:pPr>
             <w:r>
               <w:rPr>
@@ -6312,7 +6606,7 @@
           <w:p>
             <w:pPr>
               <w:pStyle w:val="Compact"/>
-              <w:jc w:val="left"/>
+              <w:jc w:val="center"/>
             </w:pPr>
             <w:r>
               <w:rPr>
@@ -6346,7 +6640,7 @@
           <w:p>
             <w:pPr>
               <w:pStyle w:val="Compact"/>
-              <w:jc w:val="left"/>
+              <w:jc w:val="center"/>
             </w:pPr>
             <w:r>
               <w:rPr>
@@ -6373,7 +6667,7 @@
           <w:p>
             <w:pPr>
               <w:pStyle w:val="Compact"/>
-              <w:jc w:val="left"/>
+              <w:jc w:val="center"/>
             </w:pPr>
             <w:r>
               <w:rPr>
@@ -6388,7 +6682,7 @@
           <w:p>
             <w:pPr>
               <w:pStyle w:val="Compact"/>
-              <w:jc w:val="left"/>
+              <w:jc w:val="center"/>
             </w:pPr>
             <w:r>
               <w:rPr>
@@ -6422,7 +6716,7 @@
           <w:p>
             <w:pPr>
               <w:pStyle w:val="Compact"/>
-              <w:jc w:val="left"/>
+              <w:jc w:val="center"/>
             </w:pPr>
             <w:r>
               <w:rPr>
@@ -6457,7 +6751,7 @@
           <w:p>
             <w:pPr>
               <w:pStyle w:val="Compact"/>
-              <w:jc w:val="left"/>
+              <w:jc w:val="center"/>
             </w:pPr>
             <w:r>
               <w:rPr>
@@ -6492,7 +6786,7 @@
           <w:p>
             <w:pPr>
               <w:pStyle w:val="Compact"/>
-              <w:jc w:val="left"/>
+              <w:jc w:val="center"/>
             </w:pPr>
             <w:r>
               <w:rPr>
@@ -6546,7 +6840,7 @@
           <w:p>
             <w:pPr>
               <w:pStyle w:val="Compact"/>
-              <w:jc w:val="left"/>
+              <w:jc w:val="center"/>
             </w:pPr>
             <w:r>
               <w:rPr>
@@ -6589,7 +6883,7 @@
           <w:p>
             <w:pPr>
               <w:pStyle w:val="Compact"/>
-              <w:jc w:val="left"/>
+              <w:jc w:val="center"/>
             </w:pPr>
             <w:r>
               <w:rPr>
@@ -6632,7 +6926,7 @@
           <w:p>
             <w:pPr>
               <w:pStyle w:val="Compact"/>
-              <w:jc w:val="left"/>
+              <w:jc w:val="center"/>
             </w:pPr>
             <w:r>
               <w:rPr>
@@ -6676,7 +6970,7 @@
           <w:p>
             <w:pPr>
               <w:pStyle w:val="Compact"/>
-              <w:jc w:val="left"/>
+              <w:jc w:val="center"/>
             </w:pPr>
             <w:r>
               <w:rPr>
@@ -6715,7 +7009,7 @@
           <w:p>
             <w:pPr>
               <w:pStyle w:val="Compact"/>
-              <w:jc w:val="left"/>
+              <w:jc w:val="center"/>
             </w:pPr>
             <w:r>
               <w:rPr>
@@ -6730,7 +7024,7 @@
           <w:p>
             <w:pPr>
               <w:pStyle w:val="Compact"/>
-              <w:jc w:val="left"/>
+              <w:jc w:val="center"/>
             </w:pPr>
             <w:r>
               <w:rPr>
@@ -7418,9 +7712,9 @@
         </w:pict>
       </w:r>
     </w:p>
-    <w:bookmarkEnd w:id="21"/>
-    <w:bookmarkEnd w:id="22"/>
-    <w:bookmarkStart w:id="23" w:name="四向缺电子-c-迁移pinacol-重排已含于家族-i-中"/>
+    <w:bookmarkEnd w:id="27"/>
+    <w:bookmarkEnd w:id="28"/>
+    <w:bookmarkStart w:id="29" w:name="四向缺电子-c-迁移pinacol-重排已含于家族-i-中"/>
     <w:p>
       <w:pPr>
         <w:pStyle w:val="Heading2"/>
@@ -7507,8 +7801,8 @@
         </w:pict>
       </w:r>
     </w:p>
-    <w:bookmarkEnd w:id="23"/>
-    <w:bookmarkStart w:id="27" w:name="五协同-33-σ-迁移家族-iii"/>
+    <w:bookmarkEnd w:id="29"/>
+    <w:bookmarkStart w:id="33" w:name="五协同-33-σ-迁移家族-iii"/>
     <w:p>
       <w:pPr>
         <w:pStyle w:val="Heading2"/>
@@ -7538,7 +7832,7 @@
         <w:t xml:space="preserve">III）</w:t>
       </w:r>
     </w:p>
-    <w:bookmarkStart w:id="24" w:name="claisen-重排烯丙基芳基醚乙烯基醚的热重排"/>
+    <w:bookmarkStart w:id="30" w:name="claisen-重排烯丙基芳基醚乙烯基醚的热重排"/>
     <w:p>
       <w:pPr>
         <w:pStyle w:val="Heading3"/>
@@ -8027,7 +8321,7 @@
           <w:p>
             <w:pPr>
               <w:pStyle w:val="Compact"/>
-              <w:jc w:val="left"/>
+              <w:jc w:val="center"/>
             </w:pPr>
             <w:r>
               <w:rPr>
@@ -8043,7 +8337,7 @@
           <w:p>
             <w:pPr>
               <w:pStyle w:val="Compact"/>
-              <w:jc w:val="left"/>
+              <w:jc w:val="center"/>
             </w:pPr>
             <w:r>
               <w:rPr>
@@ -8059,7 +8353,7 @@
           <w:p>
             <w:pPr>
               <w:pStyle w:val="Compact"/>
-              <w:jc w:val="left"/>
+              <w:jc w:val="center"/>
             </w:pPr>
             <w:r>
               <w:rPr>
@@ -8075,7 +8369,7 @@
           <w:p>
             <w:pPr>
               <w:pStyle w:val="Compact"/>
-              <w:jc w:val="left"/>
+              <w:jc w:val="center"/>
             </w:pPr>
             <w:r>
               <w:rPr>
@@ -8093,7 +8387,7 @@
           <w:p>
             <w:pPr>
               <w:pStyle w:val="Compact"/>
-              <w:jc w:val="left"/>
+              <w:jc w:val="center"/>
             </w:pPr>
             <w:r>
               <w:rPr>
@@ -8118,7 +8412,7 @@
           <w:p>
             <w:pPr>
               <w:pStyle w:val="Compact"/>
-              <w:jc w:val="left"/>
+              <w:jc w:val="center"/>
             </w:pPr>
             <w:r>
               <w:rPr>
@@ -8133,7 +8427,7 @@
           <w:p>
             <w:pPr>
               <w:pStyle w:val="Compact"/>
-              <w:jc w:val="left"/>
+              <w:jc w:val="center"/>
             </w:pPr>
             <w:r>
               <w:rPr>
@@ -8148,7 +8442,7 @@
           <w:p>
             <w:pPr>
               <w:pStyle w:val="Compact"/>
-              <w:jc w:val="left"/>
+              <w:jc w:val="center"/>
             </w:pPr>
             <w:r>
               <w:rPr>
@@ -8165,7 +8459,7 @@
           <w:p>
             <w:pPr>
               <w:pStyle w:val="Compact"/>
-              <w:jc w:val="left"/>
+              <w:jc w:val="center"/>
             </w:pPr>
             <w:r>
               <w:rPr>
@@ -8190,7 +8484,7 @@
           <w:p>
             <w:pPr>
               <w:pStyle w:val="Compact"/>
-              <w:jc w:val="left"/>
+              <w:jc w:val="center"/>
             </w:pPr>
             <w:r>
               <w:rPr>
@@ -8205,7 +8499,7 @@
           <w:p>
             <w:pPr>
               <w:pStyle w:val="Compact"/>
-              <w:jc w:val="left"/>
+              <w:jc w:val="center"/>
             </w:pPr>
             <w:r>
               <w:rPr>
@@ -8220,7 +8514,7 @@
           <w:p>
             <w:pPr>
               <w:pStyle w:val="Compact"/>
-              <w:jc w:val="left"/>
+              <w:jc w:val="center"/>
             </w:pPr>
             <w:r>
               <w:rPr>
@@ -8237,7 +8531,7 @@
           <w:p>
             <w:pPr>
               <w:pStyle w:val="Compact"/>
-              <w:jc w:val="left"/>
+              <w:jc w:val="center"/>
             </w:pPr>
             <w:r>
               <w:rPr>
@@ -8254,7 +8548,7 @@
           <w:p>
             <w:pPr>
               <w:pStyle w:val="Compact"/>
-              <w:jc w:val="left"/>
+              <w:jc w:val="center"/>
             </w:pPr>
             <w:r>
               <w:rPr>
@@ -8281,7 +8575,7 @@
           <w:p>
             <w:pPr>
               <w:pStyle w:val="Compact"/>
-              <w:jc w:val="left"/>
+              <w:jc w:val="center"/>
             </w:pPr>
             <w:r>
               <w:rPr>
@@ -8296,7 +8590,7 @@
           <w:p>
             <w:pPr>
               <w:pStyle w:val="Compact"/>
-              <w:jc w:val="left"/>
+              <w:jc w:val="center"/>
             </w:pPr>
             <w:r>
               <w:rPr>
@@ -8313,7 +8607,7 @@
           <w:p>
             <w:pPr>
               <w:pStyle w:val="Compact"/>
-              <w:jc w:val="left"/>
+              <w:jc w:val="center"/>
             </w:pPr>
             <w:r>
               <w:rPr>
@@ -8330,7 +8624,7 @@
           <w:p>
             <w:pPr>
               <w:pStyle w:val="Compact"/>
-              <w:jc w:val="left"/>
+              <w:jc w:val="center"/>
             </w:pPr>
             <w:r>
               <w:rPr>
@@ -8357,7 +8651,7 @@
           <w:p>
             <w:pPr>
               <w:pStyle w:val="Compact"/>
-              <w:jc w:val="left"/>
+              <w:jc w:val="center"/>
             </w:pPr>
             <w:r>
               <w:rPr>
@@ -8372,7 +8666,7 @@
           <w:p>
             <w:pPr>
               <w:pStyle w:val="Compact"/>
-              <w:jc w:val="left"/>
+              <w:jc w:val="center"/>
             </w:pPr>
             <w:r>
               <w:rPr>
@@ -8432,8 +8726,8 @@
         <w:t xml:space="preserve">构型。</w:t>
       </w:r>
     </w:p>
-    <w:bookmarkEnd w:id="24"/>
-    <w:bookmarkStart w:id="25" w:name="cope-重排15-二烯的33-σ迁移"/>
+    <w:bookmarkEnd w:id="30"/>
+    <w:bookmarkStart w:id="31" w:name="cope-重排15-二烯的33-σ迁移"/>
     <w:p>
       <w:pPr>
         <w:pStyle w:val="Heading3"/>
@@ -8592,7 +8886,7 @@
           <w:p>
             <w:pPr>
               <w:pStyle w:val="Compact"/>
-              <w:jc w:val="left"/>
+              <w:jc w:val="center"/>
             </w:pPr>
             <w:r>
               <w:rPr>
@@ -8617,7 +8911,7 @@
           <w:p>
             <w:pPr>
               <w:pStyle w:val="Compact"/>
-              <w:jc w:val="left"/>
+              <w:jc w:val="center"/>
             </w:pPr>
             <w:r>
               <w:rPr>
@@ -8661,7 +8955,7 @@
           <w:p>
             <w:pPr>
               <w:pStyle w:val="Compact"/>
-              <w:jc w:val="left"/>
+              <w:jc w:val="center"/>
             </w:pPr>
             <w:r>
               <w:rPr>
@@ -8688,7 +8982,7 @@
           <w:p>
             <w:pPr>
               <w:pStyle w:val="Compact"/>
-              <w:jc w:val="left"/>
+              <w:jc w:val="center"/>
             </w:pPr>
             <w:r>
               <w:rPr>
@@ -8722,7 +9016,7 @@
           <w:p>
             <w:pPr>
               <w:pStyle w:val="Compact"/>
-              <w:jc w:val="left"/>
+              <w:jc w:val="center"/>
             </w:pPr>
             <w:r>
               <w:rPr>
@@ -8737,7 +9031,7 @@
           <w:p>
             <w:pPr>
               <w:pStyle w:val="Compact"/>
-              <w:jc w:val="left"/>
+              <w:jc w:val="center"/>
             </w:pPr>
             <w:r>
               <w:rPr>
@@ -8771,7 +9065,7 @@
           <w:p>
             <w:pPr>
               <w:pStyle w:val="Compact"/>
-              <w:jc w:val="left"/>
+              <w:jc w:val="center"/>
             </w:pPr>
             <w:r>
               <w:rPr>
@@ -8786,7 +9080,7 @@
           <w:p>
             <w:pPr>
               <w:pStyle w:val="Compact"/>
-              <w:jc w:val="left"/>
+              <w:jc w:val="center"/>
             </w:pPr>
             <w:r>
               <w:rPr>
@@ -8820,7 +9114,7 @@
           <w:p>
             <w:pPr>
               <w:pStyle w:val="Compact"/>
-              <w:jc w:val="left"/>
+              <w:jc w:val="center"/>
             </w:pPr>
             <w:r>
               <w:rPr>
@@ -8847,7 +9141,7 @@
           <w:p>
             <w:pPr>
               <w:pStyle w:val="Compact"/>
-              <w:jc w:val="left"/>
+              <w:jc w:val="center"/>
             </w:pPr>
             <w:r>
               <w:rPr>
@@ -8881,7 +9175,7 @@
           <w:p>
             <w:pPr>
               <w:pStyle w:val="Compact"/>
-              <w:jc w:val="left"/>
+              <w:jc w:val="center"/>
             </w:pPr>
             <w:r>
               <w:rPr>
@@ -8908,7 +9202,7 @@
           <w:p>
             <w:pPr>
               <w:pStyle w:val="Compact"/>
-              <w:jc w:val="left"/>
+              <w:jc w:val="center"/>
             </w:pPr>
             <w:r>
               <w:rPr>
@@ -8942,7 +9236,7 @@
           <w:p>
             <w:pPr>
               <w:pStyle w:val="Compact"/>
-              <w:jc w:val="left"/>
+              <w:jc w:val="center"/>
             </w:pPr>
             <w:r>
               <w:rPr>
@@ -8963,7 +9257,7 @@
           <w:p>
             <w:pPr>
               <w:pStyle w:val="Compact"/>
-              <w:jc w:val="left"/>
+              <w:jc w:val="center"/>
             </w:pPr>
             <w:r>
               <w:rPr>
@@ -9178,8 +9472,8 @@
         <w:t xml:space="preserve">加热”时，自动切换到周环语言，不要写离子机理。</w:t>
       </w:r>
     </w:p>
-    <w:bookmarkEnd w:id="25"/>
-    <w:bookmarkStart w:id="26" w:name="fries-重排点到为止"/>
+    <w:bookmarkEnd w:id="31"/>
+    <w:bookmarkStart w:id="32" w:name="fries-重排点到为止"/>
     <w:p>
       <w:pPr>
         <w:pStyle w:val="Heading3"/>
@@ -9314,9 +9608,9 @@
         </w:pict>
       </w:r>
     </w:p>
-    <w:bookmarkEnd w:id="26"/>
-    <w:bookmarkEnd w:id="27"/>
-    <w:bookmarkStart w:id="30" w:name="六阴离子硅驱动与缩环型家族-iv"/>
+    <w:bookmarkEnd w:id="32"/>
+    <w:bookmarkEnd w:id="33"/>
+    <w:bookmarkStart w:id="36" w:name="六阴离子硅驱动与缩环型家族-iv"/>
     <w:p>
       <w:pPr>
         <w:pStyle w:val="Heading2"/>
@@ -9337,7 +9631,7 @@
         <w:t xml:space="preserve">IV）</w:t>
       </w:r>
     </w:p>
-    <w:bookmarkStart w:id="28" w:name="brook-重排α-硅基醇-碱"/>
+    <w:bookmarkStart w:id="34" w:name="brook-重排α-硅基醇-碱"/>
     <w:p>
       <w:pPr>
         <w:pStyle w:val="Heading3"/>
@@ -9732,8 +10026,8 @@
         <w:t xml:space="preserve"> C。</w:t>
       </w:r>
     </w:p>
-    <w:bookmarkEnd w:id="28"/>
-    <w:bookmarkStart w:id="29" w:name="favorskii-重排α-卤代酮-碱"/>
+    <w:bookmarkEnd w:id="34"/>
+    <w:bookmarkStart w:id="35" w:name="favorskii-重排α-卤代酮-碱"/>
     <w:p>
       <w:pPr>
         <w:pStyle w:val="Heading3"/>
@@ -9952,7 +10246,7 @@
           <w:p>
             <w:pPr>
               <w:pStyle w:val="Compact"/>
-              <w:jc w:val="left"/>
+              <w:jc w:val="center"/>
             </w:pPr>
             <w:r>
               <w:rPr>
@@ -9982,7 +10276,7 @@
           <w:p>
             <w:pPr>
               <w:pStyle w:val="Compact"/>
-              <w:jc w:val="left"/>
+              <w:jc w:val="center"/>
             </w:pPr>
             <w:r>
               <w:rPr>
@@ -10016,7 +10310,7 @@
           <w:p>
             <w:pPr>
               <w:pStyle w:val="Compact"/>
-              <w:jc w:val="left"/>
+              <w:jc w:val="center"/>
             </w:pPr>
             <w:r>
               <w:rPr>
@@ -10031,7 +10325,7 @@
           <w:p>
             <w:pPr>
               <w:pStyle w:val="Compact"/>
-              <w:jc w:val="left"/>
+              <w:jc w:val="center"/>
             </w:pPr>
             <w:r>
               <w:rPr>
@@ -10063,7 +10357,7 @@
           <w:p>
             <w:pPr>
               <w:pStyle w:val="Compact"/>
-              <w:jc w:val="left"/>
+              <w:jc w:val="center"/>
             </w:pPr>
             <w:r>
               <w:rPr>
@@ -10078,7 +10372,7 @@
           <w:p>
             <w:pPr>
               <w:pStyle w:val="Compact"/>
-              <w:jc w:val="left"/>
+              <w:jc w:val="center"/>
             </w:pPr>
             <w:r>
               <w:rPr>
@@ -10205,7 +10499,7 @@
           <w:p>
             <w:pPr>
               <w:pStyle w:val="Compact"/>
-              <w:jc w:val="left"/>
+              <w:jc w:val="center"/>
             </w:pPr>
             <w:r>
               <w:rPr>
@@ -10221,7 +10515,7 @@
           <w:p>
             <w:pPr>
               <w:pStyle w:val="Compact"/>
-              <w:jc w:val="left"/>
+              <w:jc w:val="center"/>
             </w:pPr>
             <w:r>
               <w:rPr>
@@ -10237,7 +10531,7 @@
           <w:p>
             <w:pPr>
               <w:pStyle w:val="Compact"/>
-              <w:jc w:val="left"/>
+              <w:jc w:val="center"/>
             </w:pPr>
             <w:r>
               <w:rPr>
@@ -10288,7 +10582,7 @@
           <w:p>
             <w:pPr>
               <w:pStyle w:val="Compact"/>
-              <w:jc w:val="left"/>
+              <w:jc w:val="center"/>
             </w:pPr>
             <w:r>
               <w:rPr>
@@ -10315,7 +10609,7 @@
           <w:p>
             <w:pPr>
               <w:pStyle w:val="Compact"/>
-              <w:jc w:val="left"/>
+              <w:jc w:val="center"/>
             </w:pPr>
             <w:r>
               <w:rPr>
@@ -10330,7 +10624,7 @@
           <w:p>
             <w:pPr>
               <w:pStyle w:val="Compact"/>
-              <w:jc w:val="left"/>
+              <w:jc w:val="center"/>
             </w:pPr>
             <w:r>
               <w:rPr>
@@ -10379,7 +10673,7 @@
           <w:p>
             <w:pPr>
               <w:pStyle w:val="Compact"/>
-              <w:jc w:val="left"/>
+              <w:jc w:val="center"/>
             </w:pPr>
             <w:r>
               <w:rPr>
@@ -10406,7 +10700,7 @@
           <w:p>
             <w:pPr>
               <w:pStyle w:val="Compact"/>
-              <w:jc w:val="left"/>
+              <w:jc w:val="center"/>
             </w:pPr>
             <w:r>
               <w:rPr>
@@ -10421,7 +10715,7 @@
           <w:p>
             <w:pPr>
               <w:pStyle w:val="Compact"/>
-              <w:jc w:val="left"/>
+              <w:jc w:val="center"/>
             </w:pPr>
             <w:r>
               <w:rPr>
@@ -10470,7 +10764,7 @@
           <w:p>
             <w:pPr>
               <w:pStyle w:val="Compact"/>
-              <w:jc w:val="left"/>
+              <w:jc w:val="center"/>
             </w:pPr>
             <w:r>
               <w:rPr>
@@ -10497,7 +10791,7 @@
           <w:p>
             <w:pPr>
               <w:pStyle w:val="Compact"/>
-              <w:jc w:val="left"/>
+              <w:jc w:val="center"/>
             </w:pPr>
             <w:r>
               <w:rPr>
@@ -10518,7 +10812,7 @@
           <w:p>
             <w:pPr>
               <w:pStyle w:val="Compact"/>
-              <w:jc w:val="left"/>
+              <w:jc w:val="center"/>
             </w:pPr>
             <w:r>
               <w:rPr>
@@ -10705,9 +10999,9 @@
         </w:pict>
       </w:r>
     </w:p>
-    <w:bookmarkEnd w:id="29"/>
-    <w:bookmarkEnd w:id="30"/>
-    <w:bookmarkStart w:id="34" w:name="七重排对比总结表四大家族全览"/>
+    <w:bookmarkEnd w:id="35"/>
+    <w:bookmarkEnd w:id="36"/>
+    <w:bookmarkStart w:id="40" w:name="七重排对比总结表四大家族全览"/>
     <w:p>
       <w:pPr>
         <w:pStyle w:val="Heading2"/>
@@ -10719,7 +11013,7 @@
         <w:t xml:space="preserve">七、重排对比总结表——四大家族全览</w:t>
       </w:r>
     </w:p>
-    <w:bookmarkStart w:id="31" w:name="四大家族一键对比"/>
+    <w:bookmarkStart w:id="37" w:name="四大家族一键对比"/>
     <w:p>
       <w:pPr>
         <w:pStyle w:val="Heading3"/>
@@ -10776,7 +11070,7 @@
           <w:p>
             <w:pPr>
               <w:pStyle w:val="Compact"/>
-              <w:jc w:val="left"/>
+              <w:jc w:val="center"/>
             </w:pPr>
             <w:r>
               <w:rPr>
@@ -10792,7 +11086,7 @@
           <w:p>
             <w:pPr>
               <w:pStyle w:val="Compact"/>
-              <w:jc w:val="left"/>
+              <w:jc w:val="center"/>
             </w:pPr>
             <w:r>
               <w:rPr>
@@ -10824,7 +11118,7 @@
           <w:p>
             <w:pPr>
               <w:pStyle w:val="Compact"/>
-              <w:jc w:val="left"/>
+              <w:jc w:val="center"/>
             </w:pPr>
             <w:r>
               <w:rPr>
@@ -10840,7 +11134,7 @@
           <w:p>
             <w:pPr>
               <w:pStyle w:val="Compact"/>
-              <w:jc w:val="left"/>
+              <w:jc w:val="center"/>
             </w:pPr>
             <w:r>
               <w:rPr>
@@ -10856,7 +11150,7 @@
           <w:p>
             <w:pPr>
               <w:pStyle w:val="Compact"/>
-              <w:jc w:val="left"/>
+              <w:jc w:val="center"/>
             </w:pPr>
             <w:r>
               <w:rPr>
@@ -10907,7 +11201,7 @@
           <w:p>
             <w:pPr>
               <w:pStyle w:val="Compact"/>
-              <w:jc w:val="left"/>
+              <w:jc w:val="center"/>
             </w:pPr>
             <w:r>
               <w:rPr>
@@ -10922,7 +11216,7 @@
           <w:p>
             <w:pPr>
               <w:pStyle w:val="Compact"/>
-              <w:jc w:val="left"/>
+              <w:jc w:val="center"/>
             </w:pPr>
             <w:r>
               <w:rPr>
@@ -10952,7 +11246,7 @@
           <w:p>
             <w:pPr>
               <w:pStyle w:val="Compact"/>
-              <w:jc w:val="left"/>
+              <w:jc w:val="center"/>
             </w:pPr>
             <w:r>
               <w:rPr>
@@ -10979,7 +11273,7 @@
           <w:p>
             <w:pPr>
               <w:pStyle w:val="Compact"/>
-              <w:jc w:val="left"/>
+              <w:jc w:val="center"/>
             </w:pPr>
             <w:r>
               <w:rPr>
@@ -10994,7 +11288,7 @@
           <w:p>
             <w:pPr>
               <w:pStyle w:val="Compact"/>
-              <w:jc w:val="left"/>
+              <w:jc w:val="center"/>
             </w:pPr>
             <w:r>
               <w:rPr>
@@ -11043,7 +11337,7 @@
           <w:p>
             <w:pPr>
               <w:pStyle w:val="Compact"/>
-              <w:jc w:val="left"/>
+              <w:jc w:val="center"/>
             </w:pPr>
             <w:r>
               <w:rPr>
@@ -11058,7 +11352,7 @@
           <w:p>
             <w:pPr>
               <w:pStyle w:val="Compact"/>
-              <w:jc w:val="left"/>
+              <w:jc w:val="center"/>
             </w:pPr>
             <w:r>
               <w:rPr>
@@ -11088,7 +11382,7 @@
           <w:p>
             <w:pPr>
               <w:pStyle w:val="Compact"/>
-              <w:jc w:val="left"/>
+              <w:jc w:val="center"/>
             </w:pPr>
             <w:r>
               <w:rPr>
@@ -11103,7 +11397,7 @@
           <w:p>
             <w:pPr>
               <w:pStyle w:val="Compact"/>
-              <w:jc w:val="left"/>
+              <w:jc w:val="center"/>
             </w:pPr>
             <w:r>
               <w:rPr>
@@ -11118,7 +11412,7 @@
           <w:p>
             <w:pPr>
               <w:pStyle w:val="Compact"/>
-              <w:jc w:val="left"/>
+              <w:jc w:val="center"/>
             </w:pPr>
             <w:r>
               <w:rPr>
@@ -11167,7 +11461,7 @@
           <w:p>
             <w:pPr>
               <w:pStyle w:val="Compact"/>
-              <w:jc w:val="left"/>
+              <w:jc w:val="center"/>
             </w:pPr>
             <w:r>
               <w:rPr>
@@ -11182,7 +11476,7 @@
           <w:p>
             <w:pPr>
               <w:pStyle w:val="Compact"/>
-              <w:jc w:val="left"/>
+              <w:jc w:val="center"/>
             </w:pPr>
             <w:r>
               <w:rPr>
@@ -11212,7 +11506,7 @@
           <w:p>
             <w:pPr>
               <w:pStyle w:val="Compact"/>
-              <w:jc w:val="left"/>
+              <w:jc w:val="center"/>
             </w:pPr>
             <w:r>
               <w:rPr>
@@ -11227,7 +11521,7 @@
           <w:p>
             <w:pPr>
               <w:pStyle w:val="Compact"/>
-              <w:jc w:val="left"/>
+              <w:jc w:val="center"/>
             </w:pPr>
             <w:r>
               <w:rPr>
@@ -11242,7 +11536,7 @@
           <w:p>
             <w:pPr>
               <w:pStyle w:val="Compact"/>
-              <w:jc w:val="left"/>
+              <w:jc w:val="center"/>
             </w:pPr>
             <w:r>
               <w:rPr>
@@ -11291,7 +11585,7 @@
           <w:p>
             <w:pPr>
               <w:pStyle w:val="Compact"/>
-              <w:jc w:val="left"/>
+              <w:jc w:val="center"/>
             </w:pPr>
             <w:r>
               <w:rPr>
@@ -11306,7 +11600,7 @@
           <w:p>
             <w:pPr>
               <w:pStyle w:val="Compact"/>
-              <w:jc w:val="left"/>
+              <w:jc w:val="center"/>
             </w:pPr>
             <w:r>
               <w:rPr>
@@ -11336,7 +11630,7 @@
           <w:p>
             <w:pPr>
               <w:pStyle w:val="Compact"/>
-              <w:jc w:val="left"/>
+              <w:jc w:val="center"/>
             </w:pPr>
             <w:r>
               <w:rPr>
@@ -11357,7 +11651,7 @@
           <w:p>
             <w:pPr>
               <w:pStyle w:val="Compact"/>
-              <w:jc w:val="left"/>
+              <w:jc w:val="center"/>
             </w:pPr>
             <w:r>
               <w:rPr>
@@ -11374,7 +11668,7 @@
           <w:p>
             <w:pPr>
               <w:pStyle w:val="Compact"/>
-              <w:jc w:val="left"/>
+              <w:jc w:val="center"/>
             </w:pPr>
             <w:r>
               <w:rPr>
@@ -11423,7 +11717,7 @@
           <w:p>
             <w:pPr>
               <w:pStyle w:val="Compact"/>
-              <w:jc w:val="left"/>
+              <w:jc w:val="center"/>
             </w:pPr>
             <w:r>
               <w:rPr>
@@ -11438,7 +11732,7 @@
           <w:p>
             <w:pPr>
               <w:pStyle w:val="Compact"/>
-              <w:jc w:val="left"/>
+              <w:jc w:val="center"/>
             </w:pPr>
             <w:r>
               <w:rPr>
@@ -11468,7 +11762,7 @@
           <w:p>
             <w:pPr>
               <w:pStyle w:val="Compact"/>
-              <w:jc w:val="left"/>
+              <w:jc w:val="center"/>
             </w:pPr>
             <w:r>
               <w:rPr>
@@ -11483,7 +11777,7 @@
           <w:p>
             <w:pPr>
               <w:pStyle w:val="Compact"/>
-              <w:jc w:val="left"/>
+              <w:jc w:val="center"/>
             </w:pPr>
             <w:r>
               <w:rPr>
@@ -11500,7 +11794,7 @@
           <w:p>
             <w:pPr>
               <w:pStyle w:val="Compact"/>
-              <w:jc w:val="left"/>
+              <w:jc w:val="center"/>
             </w:pPr>
             <w:r>
               <w:rPr>
@@ -11549,7 +11843,7 @@
           <w:p>
             <w:pPr>
               <w:pStyle w:val="Compact"/>
-              <w:jc w:val="left"/>
+              <w:jc w:val="center"/>
             </w:pPr>
             <w:r>
               <w:rPr>
@@ -11564,7 +11858,7 @@
           <w:p>
             <w:pPr>
               <w:pStyle w:val="Compact"/>
-              <w:jc w:val="left"/>
+              <w:jc w:val="center"/>
             </w:pPr>
             <w:r>
               <w:rPr>
@@ -11594,7 +11888,7 @@
           <w:p>
             <w:pPr>
               <w:pStyle w:val="Compact"/>
-              <w:jc w:val="left"/>
+              <w:jc w:val="center"/>
             </w:pPr>
             <w:r>
               <w:rPr>
@@ -11615,7 +11909,7 @@
           <w:p>
             <w:pPr>
               <w:pStyle w:val="Compact"/>
-              <w:jc w:val="left"/>
+              <w:jc w:val="center"/>
             </w:pPr>
             <w:r>
               <w:rPr>
@@ -11642,7 +11936,7 @@
           <w:p>
             <w:pPr>
               <w:pStyle w:val="Compact"/>
-              <w:jc w:val="left"/>
+              <w:jc w:val="center"/>
             </w:pPr>
             <w:r>
               <w:rPr>
@@ -11691,7 +11985,7 @@
           <w:p>
             <w:pPr>
               <w:pStyle w:val="Compact"/>
-              <w:jc w:val="left"/>
+              <w:jc w:val="center"/>
             </w:pPr>
             <w:r>
               <w:rPr>
@@ -11706,7 +12000,7 @@
           <w:p>
             <w:pPr>
               <w:pStyle w:val="Compact"/>
-              <w:jc w:val="left"/>
+              <w:jc w:val="center"/>
             </w:pPr>
             <w:r>
               <w:rPr>
@@ -11736,7 +12030,7 @@
           <w:p>
             <w:pPr>
               <w:pStyle w:val="Compact"/>
-              <w:jc w:val="left"/>
+              <w:jc w:val="center"/>
             </w:pPr>
             <w:r>
               <w:rPr>
@@ -11757,7 +12051,7 @@
           <w:p>
             <w:pPr>
               <w:pStyle w:val="Compact"/>
-              <w:jc w:val="left"/>
+              <w:jc w:val="center"/>
             </w:pPr>
             <w:r>
               <w:rPr>
@@ -11784,7 +12078,7 @@
           <w:p>
             <w:pPr>
               <w:pStyle w:val="Compact"/>
-              <w:jc w:val="left"/>
+              <w:jc w:val="center"/>
             </w:pPr>
             <w:r>
               <w:rPr>
@@ -11833,7 +12127,7 @@
           <w:p>
             <w:pPr>
               <w:pStyle w:val="Compact"/>
-              <w:jc w:val="left"/>
+              <w:jc w:val="center"/>
             </w:pPr>
             <w:r>
               <w:rPr>
@@ -11848,7 +12142,7 @@
           <w:p>
             <w:pPr>
               <w:pStyle w:val="Compact"/>
-              <w:jc w:val="left"/>
+              <w:jc w:val="center"/>
             </w:pPr>
             <w:r>
               <w:rPr>
@@ -11878,7 +12172,7 @@
           <w:p>
             <w:pPr>
               <w:pStyle w:val="Compact"/>
-              <w:jc w:val="left"/>
+              <w:jc w:val="center"/>
             </w:pPr>
             <w:r>
               <w:rPr>
@@ -11899,7 +12193,7 @@
           <w:p>
             <w:pPr>
               <w:pStyle w:val="Compact"/>
-              <w:jc w:val="left"/>
+              <w:jc w:val="center"/>
             </w:pPr>
             <w:r>
               <w:rPr>
@@ -11914,7 +12208,7 @@
           <w:p>
             <w:pPr>
               <w:pStyle w:val="Compact"/>
-              <w:jc w:val="left"/>
+              <w:jc w:val="center"/>
             </w:pPr>
             <w:r>
               <w:rPr>
@@ -11963,7 +12257,7 @@
           <w:p>
             <w:pPr>
               <w:pStyle w:val="Compact"/>
-              <w:jc w:val="left"/>
+              <w:jc w:val="center"/>
             </w:pPr>
             <w:r>
               <w:rPr>
@@ -11978,7 +12272,7 @@
           <w:p>
             <w:pPr>
               <w:pStyle w:val="Compact"/>
-              <w:jc w:val="left"/>
+              <w:jc w:val="center"/>
             </w:pPr>
             <w:r>
               <w:rPr>
@@ -12008,7 +12302,7 @@
           <w:p>
             <w:pPr>
               <w:pStyle w:val="Compact"/>
-              <w:jc w:val="left"/>
+              <w:jc w:val="center"/>
             </w:pPr>
             <w:r>
               <w:rPr>
@@ -12029,7 +12323,7 @@
           <w:p>
             <w:pPr>
               <w:pStyle w:val="Compact"/>
-              <w:jc w:val="left"/>
+              <w:jc w:val="center"/>
             </w:pPr>
             <w:r>
               <w:rPr>
@@ -12044,7 +12338,7 @@
           <w:p>
             <w:pPr>
               <w:pStyle w:val="Compact"/>
-              <w:jc w:val="left"/>
+              <w:jc w:val="center"/>
             </w:pPr>
             <w:r>
               <w:rPr>
@@ -12093,7 +12387,7 @@
           <w:p>
             <w:pPr>
               <w:pStyle w:val="Compact"/>
-              <w:jc w:val="left"/>
+              <w:jc w:val="center"/>
             </w:pPr>
             <w:r>
               <w:rPr>
@@ -12108,7 +12402,7 @@
           <w:p>
             <w:pPr>
               <w:pStyle w:val="Compact"/>
-              <w:jc w:val="left"/>
+              <w:jc w:val="center"/>
             </w:pPr>
             <w:r>
               <w:rPr>
@@ -12138,7 +12432,7 @@
           <w:p>
             <w:pPr>
               <w:pStyle w:val="Compact"/>
-              <w:jc w:val="left"/>
+              <w:jc w:val="center"/>
             </w:pPr>
             <w:r>
               <w:rPr>
@@ -12159,7 +12453,7 @@
           <w:p>
             <w:pPr>
               <w:pStyle w:val="Compact"/>
-              <w:jc w:val="left"/>
+              <w:jc w:val="center"/>
             </w:pPr>
             <w:r>
               <w:rPr>
@@ -12174,7 +12468,7 @@
           <w:p>
             <w:pPr>
               <w:pStyle w:val="Compact"/>
-              <w:jc w:val="left"/>
+              <w:jc w:val="center"/>
             </w:pPr>
             <w:r>
               <w:rPr>
@@ -12223,7 +12517,7 @@
           <w:p>
             <w:pPr>
               <w:pStyle w:val="Compact"/>
-              <w:jc w:val="left"/>
+              <w:jc w:val="center"/>
             </w:pPr>
             <w:r>
               <w:rPr>
@@ -12238,7 +12532,7 @@
           <w:p>
             <w:pPr>
               <w:pStyle w:val="Compact"/>
-              <w:jc w:val="left"/>
+              <w:jc w:val="center"/>
             </w:pPr>
             <w:r>
               <w:rPr>
@@ -12268,7 +12562,7 @@
           <w:p>
             <w:pPr>
               <w:pStyle w:val="Compact"/>
-              <w:jc w:val="left"/>
+              <w:jc w:val="center"/>
             </w:pPr>
             <w:r>
               <w:rPr>
@@ -12283,7 +12577,7 @@
           <w:p>
             <w:pPr>
               <w:pStyle w:val="Compact"/>
-              <w:jc w:val="left"/>
+              <w:jc w:val="center"/>
             </w:pPr>
             <w:r>
               <w:rPr>
@@ -12298,7 +12592,7 @@
           <w:p>
             <w:pPr>
               <w:pStyle w:val="Compact"/>
-              <w:jc w:val="left"/>
+              <w:jc w:val="center"/>
             </w:pPr>
             <w:r>
               <w:rPr>
@@ -12347,7 +12641,7 @@
           <w:p>
             <w:pPr>
               <w:pStyle w:val="Compact"/>
-              <w:jc w:val="left"/>
+              <w:jc w:val="center"/>
             </w:pPr>
             <w:r>
               <w:rPr>
@@ -12362,7 +12656,7 @@
           <w:p>
             <w:pPr>
               <w:pStyle w:val="Compact"/>
-              <w:jc w:val="left"/>
+              <w:jc w:val="center"/>
             </w:pPr>
             <w:r>
               <w:rPr>
@@ -12392,7 +12686,7 @@
           <w:p>
             <w:pPr>
               <w:pStyle w:val="Compact"/>
-              <w:jc w:val="left"/>
+              <w:jc w:val="center"/>
             </w:pPr>
             <w:r>
               <w:rPr>
@@ -12407,7 +12701,7 @@
           <w:p>
             <w:pPr>
               <w:pStyle w:val="Compact"/>
-              <w:jc w:val="left"/>
+              <w:jc w:val="center"/>
             </w:pPr>
             <w:r>
               <w:rPr>
@@ -12422,7 +12716,7 @@
           <w:p>
             <w:pPr>
               <w:pStyle w:val="Compact"/>
-              <w:jc w:val="left"/>
+              <w:jc w:val="center"/>
             </w:pPr>
             <w:r>
               <w:rPr>
@@ -12457,8 +12751,8 @@
         </w:tc>
       </w:tr>
     </w:tbl>
-    <w:bookmarkEnd w:id="31"/>
-    <w:bookmarkStart w:id="32" w:name="迁移能力排序速查"/>
+    <w:bookmarkEnd w:id="37"/>
+    <w:bookmarkStart w:id="38" w:name="迁移能力排序速查"/>
     <w:p>
       <w:pPr>
         <w:pStyle w:val="Heading3"/>
@@ -12494,7 +12788,7 @@
           <w:p>
             <w:pPr>
               <w:pStyle w:val="Compact"/>
-              <w:jc w:val="left"/>
+              <w:jc w:val="center"/>
             </w:pPr>
             <w:r>
               <w:rPr>
@@ -12510,7 +12804,7 @@
           <w:p>
             <w:pPr>
               <w:pStyle w:val="Compact"/>
-              <w:jc w:val="left"/>
+              <w:jc w:val="center"/>
             </w:pPr>
             <w:r>
               <w:rPr>
@@ -12544,7 +12838,7 @@
           <w:p>
             <w:pPr>
               <w:pStyle w:val="Compact"/>
-              <w:jc w:val="left"/>
+              <w:jc w:val="center"/>
             </w:pPr>
             <w:r>
               <w:rPr>
@@ -12561,7 +12855,7 @@
           <w:p>
             <w:pPr>
               <w:pStyle w:val="Compact"/>
-              <w:jc w:val="left"/>
+              <w:jc w:val="center"/>
             </w:pPr>
             <w:r>
               <w:rPr>
@@ -12599,7 +12893,7 @@
           <w:p>
             <w:pPr>
               <w:pStyle w:val="Compact"/>
-              <w:jc w:val="left"/>
+              <w:jc w:val="center"/>
             </w:pPr>
             <w:r>
               <w:rPr>
@@ -12624,7 +12918,7 @@
           <w:p>
             <w:pPr>
               <w:pStyle w:val="Compact"/>
-              <w:jc w:val="left"/>
+              <w:jc w:val="center"/>
             </w:pPr>
             <w:r>
               <w:rPr>
@@ -12704,7 +12998,7 @@
           <w:p>
             <w:pPr>
               <w:pStyle w:val="Compact"/>
-              <w:jc w:val="left"/>
+              <w:jc w:val="center"/>
             </w:pPr>
             <w:r>
               <w:rPr>
@@ -12729,7 +13023,7 @@
           <w:p>
             <w:pPr>
               <w:pStyle w:val="Compact"/>
-              <w:jc w:val="left"/>
+              <w:jc w:val="center"/>
             </w:pPr>
             <w:r>
               <w:rPr>
@@ -12827,7 +13121,7 @@
           <w:p>
             <w:pPr>
               <w:pStyle w:val="Compact"/>
-              <w:jc w:val="left"/>
+              <w:jc w:val="center"/>
             </w:pPr>
             <w:r>
               <w:rPr>
@@ -12852,7 +13146,7 @@
           <w:p>
             <w:pPr>
               <w:pStyle w:val="Compact"/>
-              <w:jc w:val="left"/>
+              <w:jc w:val="center"/>
             </w:pPr>
             <w:r>
               <w:rPr>
@@ -12879,8 +13173,8 @@
         </w:tc>
       </w:tr>
     </w:tbl>
-    <w:bookmarkEnd w:id="32"/>
-    <w:bookmarkStart w:id="33" w:name="谁迁移判断快速矩阵"/>
+    <w:bookmarkEnd w:id="38"/>
+    <w:bookmarkStart w:id="39" w:name="谁迁移判断快速矩阵"/>
     <w:p>
       <w:pPr>
         <w:pStyle w:val="Heading3"/>
@@ -12925,7 +13219,7 @@
           <w:p>
             <w:pPr>
               <w:pStyle w:val="Compact"/>
-              <w:jc w:val="left"/>
+              <w:jc w:val="center"/>
             </w:pPr>
             <w:r>
               <w:rPr>
@@ -12957,7 +13251,7 @@
           <w:p>
             <w:pPr>
               <w:pStyle w:val="Compact"/>
-              <w:jc w:val="left"/>
+              <w:jc w:val="center"/>
             </w:pPr>
             <w:r>
               <w:rPr>
@@ -12975,7 +13269,7 @@
           <w:p>
             <w:pPr>
               <w:pStyle w:val="Compact"/>
-              <w:jc w:val="left"/>
+              <w:jc w:val="center"/>
             </w:pPr>
             <w:r>
               <w:rPr>
@@ -13007,7 +13301,7 @@
           <w:p>
             <w:pPr>
               <w:pStyle w:val="Compact"/>
-              <w:jc w:val="left"/>
+              <w:jc w:val="center"/>
             </w:pPr>
             <w:r>
               <w:rPr>
@@ -13036,7 +13330,7 @@
           <w:p>
             <w:pPr>
               <w:pStyle w:val="Compact"/>
-              <w:jc w:val="left"/>
+              <w:jc w:val="center"/>
             </w:pPr>
             <w:r>
               <w:rPr>
@@ -13068,7 +13362,7 @@
           <w:p>
             <w:pPr>
               <w:pStyle w:val="Compact"/>
-              <w:jc w:val="left"/>
+              <w:jc w:val="center"/>
             </w:pPr>
             <w:r>
               <w:rPr>
@@ -13085,7 +13379,7 @@
           <w:p>
             <w:pPr>
               <w:pStyle w:val="Compact"/>
-              <w:jc w:val="left"/>
+              <w:jc w:val="center"/>
             </w:pPr>
             <w:r>
               <w:rPr>
@@ -13117,7 +13411,7 @@
           <w:p>
             <w:pPr>
               <w:pStyle w:val="Compact"/>
-              <w:jc w:val="left"/>
+              <w:jc w:val="center"/>
             </w:pPr>
             <w:r>
               <w:rPr>
@@ -13146,7 +13440,7 @@
           <w:p>
             <w:pPr>
               <w:pStyle w:val="Compact"/>
-              <w:jc w:val="left"/>
+              <w:jc w:val="center"/>
             </w:pPr>
             <w:r>
               <w:rPr>
@@ -13178,7 +13472,7 @@
           <w:p>
             <w:pPr>
               <w:pStyle w:val="Compact"/>
-              <w:jc w:val="left"/>
+              <w:jc w:val="center"/>
             </w:pPr>
             <w:r>
               <w:rPr>
@@ -13195,7 +13489,7 @@
           <w:p>
             <w:pPr>
               <w:pStyle w:val="Compact"/>
-              <w:jc w:val="left"/>
+              <w:jc w:val="center"/>
             </w:pPr>
             <w:r>
               <w:rPr>
@@ -13227,7 +13521,7 @@
           <w:p>
             <w:pPr>
               <w:pStyle w:val="Compact"/>
-              <w:jc w:val="left"/>
+              <w:jc w:val="center"/>
             </w:pPr>
             <w:r>
               <w:rPr>
@@ -13264,9 +13558,9 @@
         </w:pict>
       </w:r>
     </w:p>
-    <w:bookmarkEnd w:id="33"/>
-    <w:bookmarkEnd w:id="34"/>
-    <w:bookmarkStart w:id="41" w:name="八典型例题"/>
+    <w:bookmarkEnd w:id="39"/>
+    <w:bookmarkEnd w:id="40"/>
+    <w:bookmarkStart w:id="47" w:name="八典型例题"/>
     <w:p>
       <w:pPr>
         <w:pStyle w:val="Heading2"/>
@@ -13278,7 +13572,7 @@
         <w:t xml:space="preserve">八、典型例题</w:t>
       </w:r>
     </w:p>
-    <w:bookmarkStart w:id="35" w:name="例1-碳正离子重排wagner-meerwein-产物预测"/>
+    <w:bookmarkStart w:id="41" w:name="例1-碳正离子重排wagner-meerwein-产物预测"/>
     <w:p>
       <w:pPr>
         <w:pStyle w:val="Heading3"/>
@@ -13823,8 +14117,8 @@
         <w:t xml:space="preserve">——不检查重排直接画消除产物是经典失分点。</w:t>
       </w:r>
     </w:p>
-    <w:bookmarkEnd w:id="35"/>
-    <w:bookmarkStart w:id="36" w:name="例2-不对称-pinacol-重排的选择性"/>
+    <w:bookmarkEnd w:id="41"/>
+    <w:bookmarkStart w:id="42" w:name="例2-不对称-pinacol-重排的选择性"/>
     <w:p>
       <w:pPr>
         <w:pStyle w:val="Heading3"/>
@@ -14341,8 +14635,8 @@
         <w:t xml:space="preserve">先走，甲基迁移。”</w:t>
       </w:r>
     </w:p>
-    <w:bookmarkEnd w:id="36"/>
-    <w:bookmarkStart w:id="37" w:name="例3-beckmann-vs-b-v-对比模板识别"/>
+    <w:bookmarkEnd w:id="42"/>
+    <w:bookmarkStart w:id="43" w:name="例3-beckmann-vs-b-v-对比模板识别"/>
     <w:p>
       <w:pPr>
         <w:pStyle w:val="Heading3"/>
@@ -14924,8 +15218,8 @@
         <w:t xml:space="preserve">——肟和酮+过酸是两个完全不交叉的模板。</w:t>
       </w:r>
     </w:p>
-    <w:bookmarkEnd w:id="37"/>
-    <w:bookmarkStart w:id="38" w:name="例4-协同-vs-离子claisen-重排机理辨析"/>
+    <w:bookmarkEnd w:id="43"/>
+    <w:bookmarkStart w:id="44" w:name="例4-协同-vs-离子claisen-重排机理辨析"/>
     <w:p>
       <w:pPr>
         <w:pStyle w:val="Heading3"/>
@@ -15383,8 +15677,8 @@
         <w:t xml:space="preserve">。</w:t>
       </w:r>
     </w:p>
-    <w:bookmarkEnd w:id="38"/>
-    <w:bookmarkStart w:id="39" w:name="例5-向缺电子-n-迁移curtius-重排产物链"/>
+    <w:bookmarkEnd w:id="44"/>
+    <w:bookmarkStart w:id="45" w:name="例5-向缺电子-n-迁移curtius-重排产物链"/>
     <w:p>
       <w:pPr>
         <w:pStyle w:val="Heading3"/>
@@ -15709,8 +16003,8 @@
         <w:t xml:space="preserve">产物是少一C的胺（经过异氰酸酯水解）</w:t>
       </w:r>
     </w:p>
-    <w:bookmarkEnd w:id="39"/>
-    <w:bookmarkStart w:id="40" w:name="例6-综合四选一模板识别-产物预测"/>
+    <w:bookmarkEnd w:id="45"/>
+    <w:bookmarkStart w:id="46" w:name="例6-综合四选一模板识别-产物预测"/>
     <w:p>
       <w:pPr>
         <w:pStyle w:val="Heading3"/>
@@ -16503,9 +16797,9 @@
         </w:pict>
       </w:r>
     </w:p>
-    <w:bookmarkEnd w:id="40"/>
-    <w:bookmarkEnd w:id="41"/>
-    <w:bookmarkStart w:id="42" w:name="九常见误区汇总"/>
+    <w:bookmarkEnd w:id="46"/>
+    <w:bookmarkEnd w:id="47"/>
+    <w:bookmarkStart w:id="48" w:name="九常见误区汇总"/>
     <w:p>
       <w:pPr>
         <w:pStyle w:val="Heading2"/>
@@ -17022,8 +17316,8 @@
         </w:pict>
       </w:r>
     </w:p>
-    <w:bookmarkEnd w:id="42"/>
-    <w:bookmarkStart w:id="43" w:name="十方法总结四大家族判断决策树"/>
+    <w:bookmarkEnd w:id="48"/>
+    <w:bookmarkStart w:id="49" w:name="十方法总结四大家族判断决策树"/>
     <w:p>
       <w:pPr>
         <w:pStyle w:val="Heading2"/>
@@ -18046,8 +18340,8 @@
         </w:pict>
       </w:r>
     </w:p>
-    <w:bookmarkEnd w:id="43"/>
-    <w:bookmarkStart w:id="47" w:name="十一核心速查卡"/>
+    <w:bookmarkEnd w:id="49"/>
+    <w:bookmarkStart w:id="53" w:name="十一核心速查卡"/>
     <w:p>
       <w:pPr>
         <w:pStyle w:val="Heading2"/>
@@ -18059,7 +18353,7 @@
         <w:t xml:space="preserve">十一、核心速查卡</w:t>
       </w:r>
     </w:p>
-    <w:bookmarkStart w:id="44" w:name="四大家族速查总表"/>
+    <w:bookmarkStart w:id="50" w:name="四大家族速查总表"/>
     <w:p>
       <w:pPr>
         <w:pStyle w:val="Heading3"/>
@@ -18112,7 +18406,7 @@
           <w:p>
             <w:pPr>
               <w:pStyle w:val="Compact"/>
-              <w:jc w:val="left"/>
+              <w:jc w:val="center"/>
             </w:pPr>
             <w:r>
               <w:rPr>
@@ -18128,7 +18422,7 @@
           <w:p>
             <w:pPr>
               <w:pStyle w:val="Compact"/>
-              <w:jc w:val="left"/>
+              <w:jc w:val="center"/>
             </w:pPr>
             <w:r>
               <w:rPr>
@@ -18144,7 +18438,7 @@
           <w:p>
             <w:pPr>
               <w:pStyle w:val="Compact"/>
-              <w:jc w:val="left"/>
+              <w:jc w:val="center"/>
             </w:pPr>
             <w:r>
               <w:rPr>
@@ -18187,7 +18481,7 @@
           <w:p>
             <w:pPr>
               <w:pStyle w:val="Compact"/>
-              <w:jc w:val="left"/>
+              <w:jc w:val="center"/>
             </w:pPr>
             <w:r>
               <w:rPr>
@@ -18202,7 +18496,7 @@
           <w:p>
             <w:pPr>
               <w:pStyle w:val="Compact"/>
-              <w:jc w:val="left"/>
+              <w:jc w:val="center"/>
             </w:pPr>
             <w:r>
               <w:rPr>
@@ -18217,7 +18511,7 @@
           <w:p>
             <w:pPr>
               <w:pStyle w:val="Compact"/>
-              <w:jc w:val="left"/>
+              <w:jc w:val="center"/>
             </w:pPr>
             <w:r>
               <w:rPr>
@@ -18259,7 +18553,7 @@
           <w:p>
             <w:pPr>
               <w:pStyle w:val="Compact"/>
-              <w:jc w:val="left"/>
+              <w:jc w:val="center"/>
             </w:pPr>
             <w:r>
               <w:rPr>
@@ -18274,7 +18568,7 @@
           <w:p>
             <w:pPr>
               <w:pStyle w:val="Compact"/>
-              <w:jc w:val="left"/>
+              <w:jc w:val="center"/>
             </w:pPr>
             <w:r>
               <w:rPr>
@@ -18289,7 +18583,7 @@
           <w:p>
             <w:pPr>
               <w:pStyle w:val="Compact"/>
-              <w:jc w:val="left"/>
+              <w:jc w:val="center"/>
             </w:pPr>
             <w:r>
               <w:rPr>
@@ -18331,7 +18625,7 @@
           <w:p>
             <w:pPr>
               <w:pStyle w:val="Compact"/>
-              <w:jc w:val="left"/>
+              <w:jc w:val="center"/>
             </w:pPr>
             <w:r>
               <w:rPr>
@@ -18346,7 +18640,7 @@
           <w:p>
             <w:pPr>
               <w:pStyle w:val="Compact"/>
-              <w:jc w:val="left"/>
+              <w:jc w:val="center"/>
             </w:pPr>
             <w:r>
               <w:rPr>
@@ -18361,7 +18655,7 @@
           <w:p>
             <w:pPr>
               <w:pStyle w:val="Compact"/>
-              <w:jc w:val="left"/>
+              <w:jc w:val="center"/>
             </w:pPr>
             <w:r>
               <w:rPr>
@@ -18403,7 +18697,7 @@
           <w:p>
             <w:pPr>
               <w:pStyle w:val="Compact"/>
-              <w:jc w:val="left"/>
+              <w:jc w:val="center"/>
             </w:pPr>
             <w:r>
               <w:rPr>
@@ -18418,7 +18712,7 @@
           <w:p>
             <w:pPr>
               <w:pStyle w:val="Compact"/>
-              <w:jc w:val="left"/>
+              <w:jc w:val="center"/>
             </w:pPr>
             <w:r>
               <w:rPr>
@@ -18433,7 +18727,7 @@
           <w:p>
             <w:pPr>
               <w:pStyle w:val="Compact"/>
-              <w:jc w:val="left"/>
+              <w:jc w:val="center"/>
             </w:pPr>
             <w:r>
               <w:rPr>
@@ -18445,8 +18739,8 @@
         </w:tc>
       </w:tr>
     </w:tbl>
-    <w:bookmarkEnd w:id="44"/>
-    <w:bookmarkStart w:id="45" w:name="关键信号对应表"/>
+    <w:bookmarkEnd w:id="50"/>
+    <w:bookmarkStart w:id="51" w:name="关键信号对应表"/>
     <w:p>
       <w:pPr>
         <w:pStyle w:val="Heading3"/>
@@ -18482,7 +18776,7 @@
           <w:p>
             <w:pPr>
               <w:pStyle w:val="Compact"/>
-              <w:jc w:val="left"/>
+              <w:jc w:val="center"/>
             </w:pPr>
             <w:r>
               <w:rPr>
@@ -18498,7 +18792,7 @@
           <w:p>
             <w:pPr>
               <w:pStyle w:val="Compact"/>
-              <w:jc w:val="left"/>
+              <w:jc w:val="center"/>
             </w:pPr>
             <w:r>
               <w:rPr>
@@ -18514,7 +18808,7 @@
           <w:p>
             <w:pPr>
               <w:pStyle w:val="Compact"/>
-              <w:jc w:val="left"/>
+              <w:jc w:val="center"/>
             </w:pPr>
             <w:r>
               <w:rPr>
@@ -18530,7 +18824,7 @@
           <w:p>
             <w:pPr>
               <w:pStyle w:val="Compact"/>
-              <w:jc w:val="left"/>
+              <w:jc w:val="center"/>
             </w:pPr>
             <w:r>
               <w:rPr>
@@ -18548,7 +18842,7 @@
           <w:p>
             <w:pPr>
               <w:pStyle w:val="Compact"/>
-              <w:jc w:val="left"/>
+              <w:jc w:val="center"/>
             </w:pPr>
             <w:r>
               <w:rPr>
@@ -18575,7 +18869,7 @@
           <w:p>
             <w:pPr>
               <w:pStyle w:val="Compact"/>
-              <w:jc w:val="left"/>
+              <w:jc w:val="center"/>
             </w:pPr>
             <w:r>
               <w:rPr>
@@ -18590,7 +18884,7 @@
           <w:p>
             <w:pPr>
               <w:pStyle w:val="Compact"/>
-              <w:jc w:val="left"/>
+              <w:jc w:val="center"/>
             </w:pPr>
             <w:r>
               <w:rPr>
@@ -18611,7 +18905,7 @@
           <w:p>
             <w:pPr>
               <w:pStyle w:val="Compact"/>
-              <w:jc w:val="left"/>
+              <w:jc w:val="center"/>
             </w:pPr>
             <w:r>
               <w:rPr>
@@ -18628,7 +18922,7 @@
           <w:p>
             <w:pPr>
               <w:pStyle w:val="Compact"/>
-              <w:jc w:val="left"/>
+              <w:jc w:val="center"/>
             </w:pPr>
             <w:r>
               <w:rPr>
@@ -18649,7 +18943,7 @@
           <w:p>
             <w:pPr>
               <w:pStyle w:val="Compact"/>
-              <w:jc w:val="left"/>
+              <w:jc w:val="center"/>
             </w:pPr>
             <w:r>
               <w:rPr>
@@ -18664,7 +18958,7 @@
           <w:p>
             <w:pPr>
               <w:pStyle w:val="Compact"/>
-              <w:jc w:val="left"/>
+              <w:jc w:val="center"/>
             </w:pPr>
             <w:r>
               <w:rPr>
@@ -18679,7 +18973,7 @@
           <w:p>
             <w:pPr>
               <w:pStyle w:val="Compact"/>
-              <w:jc w:val="left"/>
+              <w:jc w:val="center"/>
             </w:pPr>
             <w:r>
               <w:rPr>
@@ -18696,7 +18990,7 @@
           <w:p>
             <w:pPr>
               <w:pStyle w:val="Compact"/>
-              <w:jc w:val="left"/>
+              <w:jc w:val="center"/>
             </w:pPr>
             <w:r>
               <w:rPr>
@@ -18723,7 +19017,7 @@
           <w:p>
             <w:pPr>
               <w:pStyle w:val="Compact"/>
-              <w:jc w:val="left"/>
+              <w:jc w:val="center"/>
             </w:pPr>
             <w:r>
               <w:rPr>
@@ -18738,7 +19032,7 @@
           <w:p>
             <w:pPr>
               <w:pStyle w:val="Compact"/>
-              <w:jc w:val="left"/>
+              <w:jc w:val="center"/>
             </w:pPr>
             <w:r>
               <w:rPr>
@@ -18753,7 +19047,7 @@
           <w:p>
             <w:pPr>
               <w:pStyle w:val="Compact"/>
-              <w:jc w:val="left"/>
+              <w:jc w:val="center"/>
             </w:pPr>
             <w:r>
               <w:rPr>
@@ -18770,7 +19064,7 @@
           <w:p>
             <w:pPr>
               <w:pStyle w:val="Compact"/>
-              <w:jc w:val="left"/>
+              <w:jc w:val="center"/>
             </w:pPr>
             <w:r>
               <w:rPr>
@@ -18791,7 +19085,7 @@
           <w:p>
             <w:pPr>
               <w:pStyle w:val="Compact"/>
-              <w:jc w:val="left"/>
+              <w:jc w:val="center"/>
             </w:pPr>
             <w:r>
               <w:rPr>
@@ -18806,7 +19100,7 @@
           <w:p>
             <w:pPr>
               <w:pStyle w:val="Compact"/>
-              <w:jc w:val="left"/>
+              <w:jc w:val="center"/>
             </w:pPr>
             <w:r>
               <w:rPr>
@@ -18821,7 +19115,7 @@
           <w:p>
             <w:pPr>
               <w:pStyle w:val="Compact"/>
-              <w:jc w:val="left"/>
+              <w:jc w:val="center"/>
             </w:pPr>
             <w:r>
               <w:rPr>
@@ -18838,7 +19132,7 @@
           <w:p>
             <w:pPr>
               <w:pStyle w:val="Compact"/>
-              <w:jc w:val="left"/>
+              <w:jc w:val="center"/>
             </w:pPr>
             <w:r>
               <w:rPr>
@@ -18859,7 +19153,7 @@
           <w:p>
             <w:pPr>
               <w:pStyle w:val="Compact"/>
-              <w:jc w:val="left"/>
+              <w:jc w:val="center"/>
             </w:pPr>
             <w:r>
               <w:rPr>
@@ -18874,7 +19168,7 @@
           <w:p>
             <w:pPr>
               <w:pStyle w:val="Compact"/>
-              <w:jc w:val="left"/>
+              <w:jc w:val="center"/>
             </w:pPr>
             <w:r>
               <w:rPr>
@@ -18889,7 +19183,7 @@
           <w:p>
             <w:pPr>
               <w:pStyle w:val="Compact"/>
-              <w:jc w:val="left"/>
+              <w:jc w:val="center"/>
             </w:pPr>
             <w:r>
               <w:rPr>
@@ -18906,7 +19200,7 @@
           <w:p>
             <w:pPr>
               <w:pStyle w:val="Compact"/>
-              <w:jc w:val="left"/>
+              <w:jc w:val="center"/>
             </w:pPr>
             <w:r>
               <w:rPr>
@@ -18927,7 +19221,7 @@
           <w:p>
             <w:pPr>
               <w:pStyle w:val="Compact"/>
-              <w:jc w:val="left"/>
+              <w:jc w:val="center"/>
             </w:pPr>
             <w:r>
               <w:rPr>
@@ -18942,7 +19236,7 @@
           <w:p>
             <w:pPr>
               <w:pStyle w:val="Compact"/>
-              <w:jc w:val="left"/>
+              <w:jc w:val="center"/>
             </w:pPr>
             <w:r>
               <w:rPr>
@@ -18963,7 +19257,7 @@
           <w:p>
             <w:pPr>
               <w:pStyle w:val="Compact"/>
-              <w:jc w:val="left"/>
+              <w:jc w:val="center"/>
             </w:pPr>
             <w:r>
               <w:rPr>
@@ -18992,7 +19286,7 @@
           <w:p>
             <w:pPr>
               <w:pStyle w:val="Compact"/>
-              <w:jc w:val="left"/>
+              <w:jc w:val="center"/>
             </w:pPr>
             <w:r>
               <w:rPr>
@@ -19007,7 +19301,7 @@
           <w:p>
             <w:pPr>
               <w:pStyle w:val="Compact"/>
-              <w:jc w:val="left"/>
+              <w:jc w:val="center"/>
             </w:pPr>
             <w:r>
               <w:rPr>
@@ -19022,7 +19316,7 @@
           <w:p>
             <w:pPr>
               <w:pStyle w:val="Compact"/>
-              <w:jc w:val="left"/>
+              <w:jc w:val="center"/>
             </w:pPr>
             <w:r>
               <w:rPr>
@@ -19037,7 +19331,7 @@
           <w:p>
             <w:pPr>
               <w:pStyle w:val="Compact"/>
-              <w:jc w:val="left"/>
+              <w:jc w:val="center"/>
             </w:pPr>
             <w:r>
               <w:rPr>
@@ -19054,7 +19348,7 @@
           <w:p>
             <w:pPr>
               <w:pStyle w:val="Compact"/>
-              <w:jc w:val="left"/>
+              <w:jc w:val="center"/>
             </w:pPr>
             <w:r>
               <w:rPr>
@@ -19075,7 +19369,7 @@
           <w:p>
             <w:pPr>
               <w:pStyle w:val="Compact"/>
-              <w:jc w:val="left"/>
+              <w:jc w:val="center"/>
             </w:pPr>
             <w:r>
               <w:rPr>
@@ -19090,7 +19384,7 @@
           <w:p>
             <w:pPr>
               <w:pStyle w:val="Compact"/>
-              <w:jc w:val="left"/>
+              <w:jc w:val="center"/>
             </w:pPr>
             <w:r>
               <w:rPr>
@@ -19105,7 +19399,7 @@
           <w:p>
             <w:pPr>
               <w:pStyle w:val="Compact"/>
-              <w:jc w:val="left"/>
+              <w:jc w:val="center"/>
             </w:pPr>
             <w:r>
               <w:rPr>
@@ -19134,7 +19428,7 @@
           <w:p>
             <w:pPr>
               <w:pStyle w:val="Compact"/>
-              <w:jc w:val="left"/>
+              <w:jc w:val="center"/>
             </w:pPr>
             <w:r>
               <w:rPr>
@@ -19155,7 +19449,7 @@
           <w:p>
             <w:pPr>
               <w:pStyle w:val="Compact"/>
-              <w:jc w:val="left"/>
+              <w:jc w:val="center"/>
             </w:pPr>
             <w:r>
               <w:rPr>
@@ -19170,7 +19464,7 @@
           <w:p>
             <w:pPr>
               <w:pStyle w:val="Compact"/>
-              <w:jc w:val="left"/>
+              <w:jc w:val="center"/>
             </w:pPr>
             <w:r>
               <w:rPr>
@@ -19185,7 +19479,7 @@
           <w:p>
             <w:pPr>
               <w:pStyle w:val="Compact"/>
-              <w:jc w:val="left"/>
+              <w:jc w:val="center"/>
             </w:pPr>
             <w:r>
               <w:rPr>
@@ -19197,8 +19491,8 @@
         </w:tc>
       </w:tr>
     </w:tbl>
-    <w:bookmarkEnd w:id="45"/>
-    <w:bookmarkStart w:id="46" w:name="离子型-vs-协同型重排对比"/>
+    <w:bookmarkEnd w:id="51"/>
+    <w:bookmarkStart w:id="52" w:name="离子型-vs-协同型重排对比"/>
     <w:p>
       <w:pPr>
         <w:pStyle w:val="Heading3"/>
@@ -19259,7 +19553,7 @@
           <w:p>
             <w:pPr>
               <w:pStyle w:val="Compact"/>
-              <w:jc w:val="left"/>
+              <w:jc w:val="center"/>
             </w:pPr>
             <w:r>
               <w:rPr>
@@ -19283,7 +19577,7 @@
           <w:p>
             <w:pPr>
               <w:pStyle w:val="Compact"/>
-              <w:jc w:val="left"/>
+              <w:jc w:val="center"/>
             </w:pPr>
             <w:r>
               <w:rPr>
@@ -19324,7 +19618,7 @@
           <w:p>
             <w:pPr>
               <w:pStyle w:val="Compact"/>
-              <w:jc w:val="left"/>
+              <w:jc w:val="center"/>
             </w:pPr>
             <w:r>
               <w:rPr>
@@ -19339,7 +19633,7 @@
           <w:p>
             <w:pPr>
               <w:pStyle w:val="Compact"/>
-              <w:jc w:val="left"/>
+              <w:jc w:val="center"/>
             </w:pPr>
             <w:r>
               <w:rPr>
@@ -19371,7 +19665,7 @@
           <w:p>
             <w:pPr>
               <w:pStyle w:val="Compact"/>
-              <w:jc w:val="left"/>
+              <w:jc w:val="center"/>
             </w:pPr>
             <w:r>
               <w:rPr>
@@ -19386,7 +19680,7 @@
           <w:p>
             <w:pPr>
               <w:pStyle w:val="Compact"/>
-              <w:jc w:val="left"/>
+              <w:jc w:val="center"/>
             </w:pPr>
             <w:r>
               <w:rPr>
@@ -19418,7 +19712,7 @@
           <w:p>
             <w:pPr>
               <w:pStyle w:val="Compact"/>
-              <w:jc w:val="left"/>
+              <w:jc w:val="center"/>
             </w:pPr>
             <w:r>
               <w:rPr>
@@ -19433,7 +19727,7 @@
           <w:p>
             <w:pPr>
               <w:pStyle w:val="Compact"/>
-              <w:jc w:val="left"/>
+              <w:jc w:val="center"/>
             </w:pPr>
             <w:r>
               <w:rPr>
@@ -19465,7 +19759,7 @@
           <w:p>
             <w:pPr>
               <w:pStyle w:val="Compact"/>
-              <w:jc w:val="left"/>
+              <w:jc w:val="center"/>
             </w:pPr>
             <w:r>
               <w:rPr>
@@ -19480,7 +19774,7 @@
           <w:p>
             <w:pPr>
               <w:pStyle w:val="Compact"/>
-              <w:jc w:val="left"/>
+              <w:jc w:val="center"/>
             </w:pPr>
             <w:r>
               <w:rPr>
@@ -19512,7 +19806,7 @@
           <w:p>
             <w:pPr>
               <w:pStyle w:val="Compact"/>
-              <w:jc w:val="left"/>
+              <w:jc w:val="center"/>
             </w:pPr>
             <w:r>
               <w:rPr>
@@ -19527,7 +19821,7 @@
           <w:p>
             <w:pPr>
               <w:pStyle w:val="Compact"/>
-              <w:jc w:val="left"/>
+              <w:jc w:val="center"/>
             </w:pPr>
             <w:r>
               <w:rPr>
@@ -19546,9 +19840,9 @@
         </w:pict>
       </w:r>
     </w:p>
-    <w:bookmarkEnd w:id="46"/>
-    <w:bookmarkEnd w:id="47"/>
-    <w:bookmarkStart w:id="51" w:name="十二练习题"/>
+    <w:bookmarkEnd w:id="52"/>
+    <w:bookmarkEnd w:id="53"/>
+    <w:bookmarkStart w:id="57" w:name="十二练习题"/>
     <w:p>
       <w:pPr>
         <w:pStyle w:val="Heading2"/>
@@ -19560,7 +19854,7 @@
         <w:t xml:space="preserve">十二、练习题</w:t>
       </w:r>
     </w:p>
-    <w:bookmarkStart w:id="48" w:name="基础巩固"/>
+    <w:bookmarkStart w:id="54" w:name="基础巩固"/>
     <w:p>
       <w:pPr>
         <w:pStyle w:val="Heading3"/>
@@ -19848,8 +20142,8 @@
         <w:t xml:space="preserve"> + mCPBA</w:t>
       </w:r>
     </w:p>
-    <w:bookmarkEnd w:id="48"/>
-    <w:bookmarkStart w:id="49" w:name="提高训练"/>
+    <w:bookmarkEnd w:id="54"/>
+    <w:bookmarkStart w:id="55" w:name="提高训练"/>
     <w:p>
       <w:pPr>
         <w:pStyle w:val="Heading3"/>
@@ -20016,8 +20310,8 @@
         <w:t xml:space="preserve">中加热反应的主产物，并用机理说明。</w:t>
       </w:r>
     </w:p>
-    <w:bookmarkEnd w:id="49"/>
-    <w:bookmarkStart w:id="50" w:name="综合"/>
+    <w:bookmarkEnd w:id="55"/>
+    <w:bookmarkStart w:id="56" w:name="综合"/>
     <w:p>
       <w:pPr>
         <w:pStyle w:val="Heading3"/>
@@ -20273,9 +20567,9 @@
         </w:pict>
       </w:r>
     </w:p>
-    <w:bookmarkEnd w:id="50"/>
-    <w:bookmarkEnd w:id="51"/>
-    <w:bookmarkStart w:id="52" w:name="参考答案"/>
+    <w:bookmarkEnd w:id="56"/>
+    <w:bookmarkEnd w:id="57"/>
+    <w:bookmarkStart w:id="58" w:name="参考答案"/>
     <w:p>
       <w:pPr>
         <w:pStyle w:val="Heading2"/>
@@ -21528,8 +21822,8 @@
         </w:pict>
       </w:r>
     </w:p>
-    <w:bookmarkEnd w:id="52"/>
-    <w:bookmarkStart w:id="53" w:name="十三跨专题连接"/>
+    <w:bookmarkEnd w:id="58"/>
+    <w:bookmarkStart w:id="59" w:name="十三跨专题连接"/>
     <w:p>
       <w:pPr>
         <w:pStyle w:val="Heading2"/>
@@ -21785,8 +22079,8 @@
         </w:pict>
       </w:r>
     </w:p>
-    <w:bookmarkEnd w:id="53"/>
-    <w:bookmarkEnd w:id="54"/>
+    <w:bookmarkEnd w:id="59"/>
+    <w:bookmarkEnd w:id="60"/>
     <w:sectPr>
       <w:footerReference w:type="default" r:id="rId9"/>
       <w:footnotePr>
